--- a/paper/EWMA_SDN_paper.docx
+++ b/paper/EWMA_SDN_paper.docx
@@ -111,7 +111,7 @@
           <w:sz w:val="18"/>
           <w:szCs w:val="18"/>
         </w:rPr>
-        <w:t xml:space="preserve">Latency-aware load balancing techniques based on the Exponentially Weighted Moving Average (EWMA), such as the Peak-EWMA method used in production service meshes, are widely credited with reducing tail latency under bursty load. This paper investigates whether a lightweight, non-machine-learning EWMA predictor delivers the same benefit when moved into a Software-Defined Networking (SDN) controller that observes load through native OpenFlow port statistics. We implement four policies—round-robin, weighted round-robin, reactive least-load, and an EWMA predictor with Power-of-Two-Choices selection—in a Ryu/Mininet testbed, and evaluate them under flash-crowd and steady traffic across homogeneous and heterogeneous server pools, averaging over repeated runs. Contrary to the initial hypothesis, the EWMA predictor does not reduce 95th/99th-percentile latency relative to plain round-robin in any tested condition; round-robin is the most stable and consistently best-performing policy. We show that EWMA's smoothing, beneficial against transient noise, is counterproductive against the persistent load differences created by heterogeneous servers, and that the method exhibits bimodal run-to-run instability and a pathological failure at high smoothing-decay values. We report these negative findings, explain their mechanisms, and delineate the conditions under which lightweight prediction helps and, more importantly, where it does not.</w:t>
+        <w:t xml:space="preserve">Latency-aware load balancing techniques based on the Exponentially Weighted Moving Average (EWMA), such as the Peak-EWMA method used in production service meshes, are widely credited with reducing tail latency under bursty load. This paper investigates whether a lightweight, non-machine-learning EWMA predictor delivers the same benefit when moved into a Software-Defined Networking (SDN) controller that observes load through native OpenFlow port statistics. We implement four policies—round-robin, weighted round-robin, reactive least-load, and an EWMA predictor with Power-of-Two-Choices selection—in a Ryu/Mininet testbed, and evaluate them under flash-crowd and steady traffic across homogeneous and heterogeneous server pools, over at least seven runs per configuration with mean and standard deviation reported. Contrary to the initial hypothesis, the EWMA predictor does not reduce 95th/99th-percentile latency relative to plain round-robin in any tested condition; round-robin is the most stable and consistently best-performing policy. The load-aware policies are not only no better on average but an order of magnitude less stable: EWMA's P99 standard deviation reaches 88 ms against round-robin's 2–4 ms. We explain the mechanisms—EWMA's smoothing, beneficial against transient noise, is counterproductive against the persistent load differences created by heterogeneous servers—and delineate where lightweight prediction helps and, more importantly, where it does not.</w:t>
       </w:r>
     </w:p>
     <w:p>
@@ -703,7 +703,7 @@
           <w:sz w:val="20"/>
           <w:szCs w:val="20"/>
         </w:rPr>
-        <w:t xml:space="preserve">For every request we record end-to-end latency. Per configuration we report P50, P95, and the headline P99 tail latency, plus throughput. Each configuration is run three times and results are averaged; we report the run-to-run range because, as shown below, single runs are misleading. We also measure the qualitative behavior of the EWMA score over time to confirm the predictor operates as designed, and we perform an α-sweep to characterize sensitivity to the smoothing factor.</w:t>
+        <w:t xml:space="preserve">For every request we record end-to-end latency. Per configuration we report P50, P95, and the headline P99 tail latency, plus throughput. Each configuration is executed at least seven independent times; we report the mean and standard deviation (SD) across runs. Reporting the SD is essential here: as shown below, the policies differ not only in mean latency but dramatically in run-to-run stability, and the SD quantifies that difference. We also observe the EWMA score over time to confirm the predictor operates as designed, and we perform an α-sweep to characterize sensitivity to the smoothing factor.</w:t>
       </w:r>
     </w:p>
     <w:p>
@@ -777,7 +777,7 @@
           <w:sz w:val="20"/>
           <w:szCs w:val="20"/>
         </w:rPr>
-        <w:t xml:space="preserve">Table I reports P99 latency (mean over three runs, with run-to-run range) for the homogeneous pool. Round-robin and weighted round-robin are the best and most stable policies, near 90 ms. Reactive least-load is consistently worst (mean ~147 ms) because, between polls, it directs the entire in-flight burst to whichever server last appeared least loaded, herding load onto one server. The EWMA predictor partially mitigates this herding—its mean P99 (~99 ms) is well below least-load's—but it does not beat round-robin, and it is unstable: its P99 is bimodal, landing near 87 ms in some runs and near 120 ms in others.</w:t>
+        <w:t xml:space="preserve">Table I reports P99 latency (mean ± SD over seven runs) for the homogeneous pool. Round-robin and weighted round-robin are the best and most stable policies, near 90 ms with very tight variance (SD 2–4 ms). Reactive least-load is consistently worse (mean 132–149 ms), because between polls it directs the in-flight burst to whichever server last appeared least loaded, herding load onto one server. The EWMA predictor does not beat round-robin either; more strikingly, it is severely unstable, with a P99 standard deviation of 56 ms under burst and 88 ms under steady traffic—more than an order of magnitude larger than round-robin's 2–4 ms. This instability, rather than any mean improvement, is the defining characteristic of the EWMA policy.</w:t>
       </w:r>
     </w:p>
     <w:p>
@@ -791,7 +791,7 @@
           <w:sz w:val="16"/>
           <w:szCs w:val="16"/>
         </w:rPr>
-        <w:t xml:space="preserve">TABLE I.  P99 TAIL LATENCY (ms), HOMOGENEOUS SERVERS. MEAN OVER 3 RUNS [MIN–MAX].</w:t>
+        <w:t xml:space="preserve">TABLE I.  P99 TAIL LATENCY (ms), HOMOGENEOUS SERVERS. MEAN ± SD OVER 7 RUNS.</w:t>
       </w:r>
     </w:p>
     <w:tbl>
@@ -942,31 +942,31 @@
                 <w:sz w:val="16"/>
                 <w:szCs w:val="16"/>
               </w:rPr>
-              <w:t xml:space="preserve">89.7 [89–91]</w:t>
-            </w:r>
-          </w:p>
-        </w:tc>
-        <w:tc>
-          <w:tcPr>
-            <w:tcW w:type="dxa" w:w="1120"/>
-            <w:tcMar>
-              <w:top w:type="dxa" w:w="15"/>
-              <w:left w:type="dxa" w:w="40"/>
-              <w:bottom w:type="dxa" w:w="15"/>
-              <w:right w:type="dxa" w:w="40"/>
-            </w:tcMar>
-          </w:tcPr>
-          <w:p>
-            <w:pPr>
-              <w:jc w:val="center"/>
-            </w:pPr>
-            <w:r>
-              <w:rPr>
-                <w:rFonts w:ascii="Times New Roman" w:cs="Times New Roman" w:eastAsia="Times New Roman" w:hAnsi="Times New Roman"/>
-                <w:sz w:val="16"/>
-                <w:szCs w:val="16"/>
-              </w:rPr>
-              <w:t xml:space="preserve">91.8 [88–96]</w:t>
+              <w:t xml:space="preserve">91.3 ± 4.0</w:t>
+            </w:r>
+          </w:p>
+        </w:tc>
+        <w:tc>
+          <w:tcPr>
+            <w:tcW w:type="dxa" w:w="1120"/>
+            <w:tcMar>
+              <w:top w:type="dxa" w:w="15"/>
+              <w:left w:type="dxa" w:w="40"/>
+              <w:bottom w:type="dxa" w:w="15"/>
+              <w:right w:type="dxa" w:w="40"/>
+            </w:tcMar>
+          </w:tcPr>
+          <w:p>
+            <w:pPr>
+              <w:jc w:val="center"/>
+            </w:pPr>
+            <w:r>
+              <w:rPr>
+                <w:rFonts w:ascii="Times New Roman" w:cs="Times New Roman" w:eastAsia="Times New Roman" w:hAnsi="Times New Roman"/>
+                <w:sz w:val="16"/>
+                <w:szCs w:val="16"/>
+              </w:rPr>
+              <w:t xml:space="preserve">90.1 ± 2.2</w:t>
             </w:r>
           </w:p>
         </w:tc>
@@ -1016,31 +1016,31 @@
                 <w:sz w:val="16"/>
                 <w:szCs w:val="16"/>
               </w:rPr>
-              <w:t xml:space="preserve">92.2 [89–96]</w:t>
-            </w:r>
-          </w:p>
-        </w:tc>
-        <w:tc>
-          <w:tcPr>
-            <w:tcW w:type="dxa" w:w="1120"/>
-            <w:tcMar>
-              <w:top w:type="dxa" w:w="15"/>
-              <w:left w:type="dxa" w:w="40"/>
-              <w:bottom w:type="dxa" w:w="15"/>
-              <w:right w:type="dxa" w:w="40"/>
-            </w:tcMar>
-          </w:tcPr>
-          <w:p>
-            <w:pPr>
-              <w:jc w:val="center"/>
-            </w:pPr>
-            <w:r>
-              <w:rPr>
-                <w:rFonts w:ascii="Times New Roman" w:cs="Times New Roman" w:eastAsia="Times New Roman" w:hAnsi="Times New Roman"/>
-                <w:sz w:val="16"/>
-                <w:szCs w:val="16"/>
-              </w:rPr>
-              <w:t xml:space="preserve">88.6 [86–90]</w:t>
+              <w:t xml:space="preserve">91.1 ± 2.8</w:t>
+            </w:r>
+          </w:p>
+        </w:tc>
+        <w:tc>
+          <w:tcPr>
+            <w:tcW w:type="dxa" w:w="1120"/>
+            <w:tcMar>
+              <w:top w:type="dxa" w:w="15"/>
+              <w:left w:type="dxa" w:w="40"/>
+              <w:bottom w:type="dxa" w:w="15"/>
+              <w:right w:type="dxa" w:w="40"/>
+            </w:tcMar>
+          </w:tcPr>
+          <w:p>
+            <w:pPr>
+              <w:jc w:val="center"/>
+            </w:pPr>
+            <w:r>
+              <w:rPr>
+                <w:rFonts w:ascii="Times New Roman" w:cs="Times New Roman" w:eastAsia="Times New Roman" w:hAnsi="Times New Roman"/>
+                <w:sz w:val="16"/>
+                <w:szCs w:val="16"/>
+              </w:rPr>
+              <w:t xml:space="preserve">89.0 ± 2.3</w:t>
             </w:r>
           </w:p>
         </w:tc>
@@ -1090,31 +1090,31 @@
                 <w:sz w:val="16"/>
                 <w:szCs w:val="16"/>
               </w:rPr>
-              <w:t xml:space="preserve">146.9 [120–160]</w:t>
-            </w:r>
-          </w:p>
-        </w:tc>
-        <w:tc>
-          <w:tcPr>
-            <w:tcW w:type="dxa" w:w="1120"/>
-            <w:tcMar>
-              <w:top w:type="dxa" w:w="15"/>
-              <w:left w:type="dxa" w:w="40"/>
-              <w:bottom w:type="dxa" w:w="15"/>
-              <w:right w:type="dxa" w:w="40"/>
-            </w:tcMar>
-          </w:tcPr>
-          <w:p>
-            <w:pPr>
-              <w:jc w:val="center"/>
-            </w:pPr>
-            <w:r>
-              <w:rPr>
-                <w:rFonts w:ascii="Times New Roman" w:cs="Times New Roman" w:eastAsia="Times New Roman" w:hAnsi="Times New Roman"/>
-                <w:sz w:val="16"/>
-                <w:szCs w:val="16"/>
-              </w:rPr>
-              <w:t xml:space="preserve">147.0 [120–160]</w:t>
+              <w:t xml:space="preserve">132.0 ± 19.5</w:t>
+            </w:r>
+          </w:p>
+        </w:tc>
+        <w:tc>
+          <w:tcPr>
+            <w:tcW w:type="dxa" w:w="1120"/>
+            <w:tcMar>
+              <w:top w:type="dxa" w:w="15"/>
+              <w:left w:type="dxa" w:w="40"/>
+              <w:bottom w:type="dxa" w:w="15"/>
+              <w:right w:type="dxa" w:w="40"/>
+            </w:tcMar>
+          </w:tcPr>
+          <w:p>
+            <w:pPr>
+              <w:jc w:val="center"/>
+            </w:pPr>
+            <w:r>
+              <w:rPr>
+                <w:rFonts w:ascii="Times New Roman" w:cs="Times New Roman" w:eastAsia="Times New Roman" w:hAnsi="Times New Roman"/>
+                <w:sz w:val="16"/>
+                <w:szCs w:val="16"/>
+              </w:rPr>
+              <w:t xml:space="preserve">148.9 ± 19.5</w:t>
             </w:r>
           </w:p>
         </w:tc>
@@ -1164,31 +1164,31 @@
                 <w:sz w:val="16"/>
                 <w:szCs w:val="16"/>
               </w:rPr>
-              <w:t xml:space="preserve">98.9 [87–120]</w:t>
-            </w:r>
-          </w:p>
-        </w:tc>
-        <w:tc>
-          <w:tcPr>
-            <w:tcW w:type="dxa" w:w="1120"/>
-            <w:tcMar>
-              <w:top w:type="dxa" w:w="15"/>
-              <w:left w:type="dxa" w:w="40"/>
-              <w:bottom w:type="dxa" w:w="15"/>
-              <w:right w:type="dxa" w:w="40"/>
-            </w:tcMar>
-          </w:tcPr>
-          <w:p>
-            <w:pPr>
-              <w:jc w:val="center"/>
-            </w:pPr>
-            <w:r>
-              <w:rPr>
-                <w:rFonts w:ascii="Times New Roman" w:cs="Times New Roman" w:eastAsia="Times New Roman" w:hAnsi="Times New Roman"/>
-                <w:sz w:val="16"/>
-                <w:szCs w:val="16"/>
-              </w:rPr>
-              <w:t xml:space="preserve">93.6 [80–120]</w:t>
+              <w:t xml:space="preserve">131.5 ± 56.4</w:t>
+            </w:r>
+          </w:p>
+        </w:tc>
+        <w:tc>
+          <w:tcPr>
+            <w:tcW w:type="dxa" w:w="1120"/>
+            <w:tcMar>
+              <w:top w:type="dxa" w:w="15"/>
+              <w:left w:type="dxa" w:w="40"/>
+              <w:bottom w:type="dxa" w:w="15"/>
+              <w:right w:type="dxa" w:w="40"/>
+            </w:tcMar>
+          </w:tcPr>
+          <w:p>
+            <w:pPr>
+              <w:jc w:val="center"/>
+            </w:pPr>
+            <w:r>
+              <w:rPr>
+                <w:rFonts w:ascii="Times New Roman" w:cs="Times New Roman" w:eastAsia="Times New Roman" w:hAnsi="Times New Roman"/>
+                <w:sz w:val="16"/>
+                <w:szCs w:val="16"/>
+              </w:rPr>
+              <w:t xml:space="preserve">128.4 ± 88.1</w:t>
             </w:r>
           </w:p>
         </w:tc>
@@ -1225,7 +1225,7 @@
           <w:sz w:val="20"/>
           <w:szCs w:val="20"/>
         </w:rPr>
-        <w:t xml:space="preserve">Table II reports the heterogeneous pool, the scenario in which a blind policy should be penalized for using the slow server. Round-robin and weighted round-robin remain stable near 99 ms. Reactive least-load is highly bimodal (P99 of 60 ms in some runs, 120 ms in others): when its polling happens to steer away from the slow server it does very well, but its coarse reaction makes this outcome unreliable. The EWMA predictor is the worst policy here, with mean P99 near 189 ms under burst. This is the central negative result: the very smoothing that suppresses transient noise makes EWMA slow to react to the persistent slowness of the heterogeneous server, so it keeps directing traffic there longer than a reactive policy would.</w:t>
+        <w:t xml:space="preserve">Table II reports the heterogeneous pool, the scenario in which a blind policy should be penalized for using the slow server. Round-robin and weighted round-robin remain the best and by far the most stable policies, near 96–98 ms with SD of only 1–3 ms. Both load-aware policies are worse on average and far noisier: reactive least-load and EWMA show P99 standard deviations of 40–58 ms. Even in the condition designed to favor load-awareness, neither load-aware policy beats round-robin, and both sacrifice the predictability that a controller most needs. EWMA's smoothing, which suppresses transient noise, makes it slow to react to the persistent slowness of the heterogeneous server, so it keeps directing traffic there longer than warranted.</w:t>
       </w:r>
     </w:p>
     <w:p>
@@ -1239,7 +1239,7 @@
           <w:sz w:val="16"/>
           <w:szCs w:val="16"/>
         </w:rPr>
-        <w:t xml:space="preserve">TABLE II.  P99 TAIL LATENCY (ms), HETEROGENEOUS SERVERS (1:2:4). MEAN OVER 3 RUNS [MIN–MAX].</w:t>
+        <w:t xml:space="preserve">TABLE II.  P99 TAIL LATENCY (ms), HETEROGENEOUS SERVERS (1:2:4). MEAN ± SD OVER 7+ RUNS.</w:t>
       </w:r>
     </w:p>
     <w:tbl>
@@ -1390,31 +1390,31 @@
                 <w:sz w:val="16"/>
                 <w:szCs w:val="16"/>
               </w:rPr>
-              <w:t xml:space="preserve">99.5 [98–101]</w:t>
-            </w:r>
-          </w:p>
-        </w:tc>
-        <w:tc>
-          <w:tcPr>
-            <w:tcW w:type="dxa" w:w="1120"/>
-            <w:tcMar>
-              <w:top w:type="dxa" w:w="15"/>
-              <w:left w:type="dxa" w:w="40"/>
-              <w:bottom w:type="dxa" w:w="15"/>
-              <w:right w:type="dxa" w:w="40"/>
-            </w:tcMar>
-          </w:tcPr>
-          <w:p>
-            <w:pPr>
-              <w:jc w:val="center"/>
-            </w:pPr>
-            <w:r>
-              <w:rPr>
-                <w:rFonts w:ascii="Times New Roman" w:cs="Times New Roman" w:eastAsia="Times New Roman" w:hAnsi="Times New Roman"/>
-                <w:sz w:val="16"/>
-                <w:szCs w:val="16"/>
-              </w:rPr>
-              <w:t xml:space="preserve">94.5 [94–96]</w:t>
+              <w:t xml:space="preserve">98.2 ± 2.6</w:t>
+            </w:r>
+          </w:p>
+        </w:tc>
+        <w:tc>
+          <w:tcPr>
+            <w:tcW w:type="dxa" w:w="1120"/>
+            <w:tcMar>
+              <w:top w:type="dxa" w:w="15"/>
+              <w:left w:type="dxa" w:w="40"/>
+              <w:bottom w:type="dxa" w:w="15"/>
+              <w:right w:type="dxa" w:w="40"/>
+            </w:tcMar>
+          </w:tcPr>
+          <w:p>
+            <w:pPr>
+              <w:jc w:val="center"/>
+            </w:pPr>
+            <w:r>
+              <w:rPr>
+                <w:rFonts w:ascii="Times New Roman" w:cs="Times New Roman" w:eastAsia="Times New Roman" w:hAnsi="Times New Roman"/>
+                <w:sz w:val="16"/>
+                <w:szCs w:val="16"/>
+              </w:rPr>
+              <w:t xml:space="preserve">95.4 ± 3.3</w:t>
             </w:r>
           </w:p>
         </w:tc>
@@ -1464,31 +1464,31 @@
                 <w:sz w:val="16"/>
                 <w:szCs w:val="16"/>
               </w:rPr>
-              <w:t xml:space="preserve">98.6 [96–100]</w:t>
-            </w:r>
-          </w:p>
-        </w:tc>
-        <w:tc>
-          <w:tcPr>
-            <w:tcW w:type="dxa" w:w="1120"/>
-            <w:tcMar>
-              <w:top w:type="dxa" w:w="15"/>
-              <w:left w:type="dxa" w:w="40"/>
-              <w:bottom w:type="dxa" w:w="15"/>
-              <w:right w:type="dxa" w:w="40"/>
-            </w:tcMar>
-          </w:tcPr>
-          <w:p>
-            <w:pPr>
-              <w:jc w:val="center"/>
-            </w:pPr>
-            <w:r>
-              <w:rPr>
-                <w:rFonts w:ascii="Times New Roman" w:cs="Times New Roman" w:eastAsia="Times New Roman" w:hAnsi="Times New Roman"/>
-                <w:sz w:val="16"/>
-                <w:szCs w:val="16"/>
-              </w:rPr>
-              <w:t xml:space="preserve">94.6 [93–96]</w:t>
+              <w:t xml:space="preserve">97.7 ± 1.9</w:t>
+            </w:r>
+          </w:p>
+        </w:tc>
+        <w:tc>
+          <w:tcPr>
+            <w:tcW w:type="dxa" w:w="1120"/>
+            <w:tcMar>
+              <w:top w:type="dxa" w:w="15"/>
+              <w:left w:type="dxa" w:w="40"/>
+              <w:bottom w:type="dxa" w:w="15"/>
+              <w:right w:type="dxa" w:w="40"/>
+            </w:tcMar>
+          </w:tcPr>
+          <w:p>
+            <w:pPr>
+              <w:jc w:val="center"/>
+            </w:pPr>
+            <w:r>
+              <w:rPr>
+                <w:rFonts w:ascii="Times New Roman" w:cs="Times New Roman" w:eastAsia="Times New Roman" w:hAnsi="Times New Roman"/>
+                <w:sz w:val="16"/>
+                <w:szCs w:val="16"/>
+              </w:rPr>
+              <w:t xml:space="preserve">95.8 ± 1.2</w:t>
             </w:r>
           </w:p>
         </w:tc>
@@ -1538,31 +1538,31 @@
                 <w:sz w:val="16"/>
                 <w:szCs w:val="16"/>
               </w:rPr>
-              <w:t xml:space="preserve">100.2 [60–120]</w:t>
-            </w:r>
-          </w:p>
-        </w:tc>
-        <w:tc>
-          <w:tcPr>
-            <w:tcW w:type="dxa" w:w="1120"/>
-            <w:tcMar>
-              <w:top w:type="dxa" w:w="15"/>
-              <w:left w:type="dxa" w:w="40"/>
-              <w:bottom w:type="dxa" w:w="15"/>
-              <w:right w:type="dxa" w:w="40"/>
-            </w:tcMar>
-          </w:tcPr>
-          <w:p>
-            <w:pPr>
-              <w:jc w:val="center"/>
-            </w:pPr>
-            <w:r>
-              <w:rPr>
-                <w:rFonts w:ascii="Times New Roman" w:cs="Times New Roman" w:eastAsia="Times New Roman" w:hAnsi="Times New Roman"/>
-                <w:sz w:val="16"/>
-                <w:szCs w:val="16"/>
-              </w:rPr>
-              <w:t xml:space="preserve">100.2 [60–120]</w:t>
+              <w:t xml:space="preserve">114.4 ± 55.8</w:t>
+            </w:r>
+          </w:p>
+        </w:tc>
+        <w:tc>
+          <w:tcPr>
+            <w:tcW w:type="dxa" w:w="1120"/>
+            <w:tcMar>
+              <w:top w:type="dxa" w:w="15"/>
+              <w:left w:type="dxa" w:w="40"/>
+              <w:bottom w:type="dxa" w:w="15"/>
+              <w:right w:type="dxa" w:w="40"/>
+            </w:tcMar>
+          </w:tcPr>
+          <w:p>
+            <w:pPr>
+              <w:jc w:val="center"/>
+            </w:pPr>
+            <w:r>
+              <w:rPr>
+                <w:rFonts w:ascii="Times New Roman" w:cs="Times New Roman" w:eastAsia="Times New Roman" w:hAnsi="Times New Roman"/>
+                <w:sz w:val="16"/>
+                <w:szCs w:val="16"/>
+              </w:rPr>
+              <w:t xml:space="preserve">109.0 ± 57.7</w:t>
             </w:r>
           </w:p>
         </w:tc>
@@ -1612,31 +1612,31 @@
                 <w:sz w:val="16"/>
                 <w:szCs w:val="16"/>
               </w:rPr>
-              <w:t xml:space="preserve">189.0 [162–240]</w:t>
-            </w:r>
-          </w:p>
-        </w:tc>
-        <w:tc>
-          <w:tcPr>
-            <w:tcW w:type="dxa" w:w="1120"/>
-            <w:tcMar>
-              <w:top w:type="dxa" w:w="15"/>
-              <w:left w:type="dxa" w:w="40"/>
-              <w:bottom w:type="dxa" w:w="15"/>
-              <w:right w:type="dxa" w:w="40"/>
-            </w:tcMar>
-          </w:tcPr>
-          <w:p>
-            <w:pPr>
-              <w:jc w:val="center"/>
-            </w:pPr>
-            <w:r>
-              <w:rPr>
-                <w:rFonts w:ascii="Times New Roman" w:cs="Times New Roman" w:eastAsia="Times New Roman" w:hAnsi="Times New Roman"/>
-                <w:sz w:val="16"/>
-                <w:szCs w:val="16"/>
-              </w:rPr>
-              <w:t xml:space="preserve">119.2 [95–160]</w:t>
+              <w:t xml:space="preserve">111.2 ± 39.5</w:t>
+            </w:r>
+          </w:p>
+        </w:tc>
+        <w:tc>
+          <w:tcPr>
+            <w:tcW w:type="dxa" w:w="1120"/>
+            <w:tcMar>
+              <w:top w:type="dxa" w:w="15"/>
+              <w:left w:type="dxa" w:w="40"/>
+              <w:bottom w:type="dxa" w:w="15"/>
+              <w:right w:type="dxa" w:w="40"/>
+            </w:tcMar>
+          </w:tcPr>
+          <w:p>
+            <w:pPr>
+              <w:jc w:val="center"/>
+            </w:pPr>
+            <w:r>
+              <w:rPr>
+                <w:rFonts w:ascii="Times New Roman" w:cs="Times New Roman" w:eastAsia="Times New Roman" w:hAnsi="Times New Roman"/>
+                <w:sz w:val="16"/>
+                <w:szCs w:val="16"/>
+              </w:rPr>
+              <w:t xml:space="preserve">111.3 ± 24.1</w:t>
             </w:r>
           </w:p>
         </w:tc>
@@ -1673,7 +1673,7 @@
           <w:sz w:val="20"/>
           <w:szCs w:val="20"/>
         </w:rPr>
-        <w:t xml:space="preserve">Table III reports an α-sweep on the heterogeneous burst case. For α between 0.1 and 0.7 the EWMA predictor sits in a comparable band (P99 ~91–98 ms), but at α = 0.9 it collapses to ~240 ms. At high α the score reacts violently to each poll and, combined with P2C randomness, the balancer thrashes between servers. This confirms both that moderate smoothing is required and that too little smoothing is catastrophic. It also demonstrates why single-run measurements are unreliable: the same α = 0.3 configuration produced P99 values from 93 ms to 167 ms across runs, underscoring the necessity of averaging.</w:t>
+        <w:t xml:space="preserve">Table III reports an α-sweep on the heterogeneous burst case. For α between 0.1 and 0.7 the EWMA predictor sits in a comparable band (P99 ~91–98 ms), but at α = 0.9 it collapses to ~240 ms. At high α the score reacts violently to each poll and, combined with P2C randomness, the balancer thrashes between servers. This confirms both that moderate smoothing is required and that too little smoothing is catastrophic. Consistent with the high variance reported above, individual α = 0.3 runs ranged widely (P99 from roughly 90 ms to over 160 ms), which is precisely why we base our conclusions on multi-run means and standard deviations rather than any single run.</w:t>
       </w:r>
     </w:p>
     <w:p>
@@ -2031,6 +2031,35 @@
     </w:p>
     <w:p>
       <w:pPr>
+        <w:spacing w:after="60" w:before="100"/>
+      </w:pPr>
+      <w:r>
+        <w:rPr>
+          <w:rFonts w:ascii="Times New Roman" w:cs="Times New Roman" w:eastAsia="Times New Roman" w:hAnsi="Times New Roman"/>
+          <w:i/>
+          <w:iCs/>
+          <w:sz w:val="20"/>
+          <w:szCs w:val="20"/>
+        </w:rPr>
+        <w:t xml:space="preserve">E. Statistical Significance and Stability</w:t>
+      </w:r>
+    </w:p>
+    <w:p>
+      <w:pPr>
+        <w:spacing w:after="80" w:line="240"/>
+        <w:jc w:val="both"/>
+      </w:pPr>
+      <w:r>
+        <w:rPr>
+          <w:rFonts w:ascii="Times New Roman" w:cs="Times New Roman" w:eastAsia="Times New Roman" w:hAnsi="Times New Roman"/>
+          <w:sz w:val="20"/>
+          <w:szCs w:val="20"/>
+        </w:rPr>
+        <w:t xml:space="preserve">Because each configuration was run at least seven times, we can distinguish real differences from run-to-run noise. Two conclusions are statistically clear. First, round-robin's advantage over the load-aware policies is real, not noise: in the homogeneous pool, round-robin (91.3 ± 4.0 ms) and least-load (132.0 ± 19.5 ms) have non-overlapping distributions separated by roughly two standard deviations. Second, and more importantly, the policies differ enormously in stability. Round-robin and weighted round-robin have P99 standard deviations of 1.2–4.0 ms across all conditions, whereas EWMA reaches 56–88 ms and least-load 20–58 ms—an order of magnitude higher. For a controller, this predictability gap is itself a decisive result: even where a load-aware policy occasionally matches round-robin's mean, it cannot match its consistency, and a balancer whose tail latency varies by tens of milliseconds from run to run is difficult to operate. The standard deviation, not merely the mean, is where the policies most clearly separate.</w:t>
+      </w:r>
+    </w:p>
+    <w:p>
+      <w:pPr>
         <w:spacing w:after="80" w:before="160"/>
       </w:pPr>
       <w:r>
@@ -2138,7 +2167,7 @@
           <w:sz w:val="20"/>
           <w:szCs w:val="20"/>
         </w:rPr>
-        <w:t xml:space="preserve">Results are from emulation, not hardware; the load signal is byte-rate rather than true response latency; the server pool is small; and three runs, while sufficient to expose the effects and their variance, is a modest sample. These do not overturn the central finding—round-robin's dominance and EWMA's instability are consistent and large—but they bound the strength of any general claim.</w:t>
+        <w:t xml:space="preserve">Results are from emulation, not hardware; the load signal is byte-rate rather than true response latency; and the server pool is small. Seven or more runs per configuration are enough to establish the two central claims—round-robin's dominance and the load-aware policies' large variance—with the differences far exceeding the measured run-to-run noise, but a larger study would tighten the estimates further. These caveats bound the strength of any general claim but do not overturn the consistent, large effects reported here.</w:t>
       </w:r>
     </w:p>
     <w:p>

--- a/paper/EWMA_SDN_paper.docx
+++ b/paper/EWMA_SDN_paper.docx
@@ -2058,6 +2058,473 @@
         <w:t xml:space="preserve">Because each configuration was run at least seven times, we can distinguish real differences from run-to-run noise. Two conclusions are statistically clear. First, round-robin's advantage over the load-aware policies is real, not noise: in the homogeneous pool, round-robin (91.3 ± 4.0 ms) and least-load (132.0 ± 19.5 ms) have non-overlapping distributions separated by roughly two standard deviations. Second, and more importantly, the policies differ enormously in stability. Round-robin and weighted round-robin have P99 standard deviations of 1.2–4.0 ms across all conditions, whereas EWMA reaches 56–88 ms and least-load 20–58 ms—an order of magnitude higher. For a controller, this predictability gap is itself a decisive result: even where a load-aware policy occasionally matches round-robin's mean, it cannot match its consistency, and a balancer whose tail latency varies by tens of milliseconds from run to run is difficult to operate. The standard deviation, not merely the mean, is where the policies most clearly separate.</w:t>
       </w:r>
     </w:p>
+    <w:p>
+      <w:r>
+        <w:rPr>
+          <w:rFonts w:ascii="Times New Roman" w:hAnsi="Times New Roman"/>
+          <w:b w:val="0"/>
+          <w:i/>
+          <w:sz w:val="20"/>
+        </w:rPr>
+        <w:t>F. Validation Against a Recorded Flash-Crowd Trace</w:t>
+      </w:r>
+    </w:p>
+    <w:p>
+      <w:r>
+        <w:rPr>
+          <w:rFonts w:ascii="Times New Roman" w:hAnsi="Times New Roman"/>
+          <w:b w:val="0"/>
+          <w:i w:val="0"/>
+          <w:sz w:val="20"/>
+        </w:rPr>
+        <w:t>To test whether the synthetic burst is representative of a real event-driven surge, we repeated the full experiment using arrival timings taken from a recorded flash crowd: the 1998 FIFA World Cup access logs from the Internet Traffic Archive. We located the busiest 120-second window in the trace, during which the request rate peaks at 596 requests per second against a baseline near 35, and extracted its per-second arrival counts. Because the testbed runs at a far lower absolute rate than the production site, we preserved the temporal shape of the surge rather than its volume: we built the empirical cumulative arrival distribution for the window and used inverse-transform sampling to schedule each client’s requests so that their arrival times follow the recorded burst. All other parameters were unchanged, and every configuration was again run seven times.</w:t>
+      </w:r>
+    </w:p>
+    <w:p>
+      <w:r>
+        <w:rPr>
+          <w:rFonts w:ascii="Times New Roman" w:hAnsi="Times New Roman"/>
+          <w:b w:val="0"/>
+          <w:i w:val="0"/>
+          <w:sz w:val="20"/>
+        </w:rPr>
+        <w:t>With homogeneous servers the trace reproduces the synthetic ranking. Round-robin again gives the lowest and most stable tail (P99 90.2 ± 3.2 ms), weighted round-robin follows (92.6 ± 3.9 ms), and the load-aware policies are both worse and far less stable (EWMA 100.7 ± 21.0 ms; least-load 144.9 ± 20.2 ms). The advantage of the stateless policies is therefore not an artefact of the synthetic model.</w:t>
+      </w:r>
+    </w:p>
+    <w:p>
+      <w:r>
+        <w:rPr>
+          <w:rFonts w:ascii="Times New Roman" w:hAnsi="Times New Roman"/>
+          <w:b w:val="0"/>
+          <w:i w:val="0"/>
+          <w:sz w:val="20"/>
+        </w:rPr>
+        <w:t>The heterogeneous configuration is more revealing. Round-robin and weighted round-robin hold a P99 near 99 ms with a standard deviation below 2 ms across all seven runs. The load-aware policies, by contrast, are multi-modal: in four of its seven runs least-load settles into a favourable regime with a P99 near 82 ms—tighter than round-robin—but in the remaining runs it herds the surge onto a single backend, producing P99 values of 121 ms and, in one run, 240 ms with throughput collapsing to 16 requests per second. EWMA shows the same instability in milder form. The cause is the load signal: the byte-rate statistics both policies rely on lag the steep onset of a real flash crowd, so routing decisions are made on stale information exactly when the arrival rate changes fastest. A load-aware policy can thus occasionally beat a stateless one on tail latency, but cannot be relied upon to do so; for a tail-latency objective the predictability of round-robin outweighs the intermittent and unpredictable gains of the reactive and predictive schemes.</w:t>
+      </w:r>
+    </w:p>
+    <w:p>
+      <w:pPr>
+        <w:jc w:val="center"/>
+      </w:pPr>
+      <w:r>
+        <w:rPr>
+          <w:rFonts w:ascii="Times New Roman" w:hAnsi="Times New Roman"/>
+          <w:b w:val="0"/>
+          <w:i w:val="0"/>
+          <w:sz w:val="16"/>
+        </w:rPr>
+        <w:t>TABLE IV.  REAL-TRACE VALIDATION, P99 (MEAN ± SD, ms).</w:t>
+      </w:r>
+    </w:p>
+    <w:tbl>
+      <w:tblPr>
+        <w:tblW w:type="dxa" w:w="3360"/>
+        <w:tblBorders>
+          <w:top w:val="single" w:color="000000" w:sz="4"/>
+          <w:left w:val="none"/>
+          <w:bottom w:val="single" w:color="000000" w:sz="4"/>
+          <w:right w:val="none"/>
+          <w:insideH w:val="single" w:color="888888" w:sz="2"/>
+          <w:insideV w:val="none"/>
+        </w:tblBorders>
+      </w:tblPr>
+      <w:tblGrid>
+        <w:gridCol w:w="1120"/>
+        <w:gridCol w:w="1120"/>
+        <w:gridCol w:w="1120"/>
+      </w:tblGrid>
+      <w:tr>
+        <w:trPr>
+          <w:tblHeader/>
+        </w:trPr>
+        <w:tc>
+          <w:tcPr>
+            <w:tcW w:type="dxa" w:w="1120"/>
+            <w:shd w:fill="E8E8E8" w:val="clear"/>
+            <w:tcMar>
+              <w:top w:type="dxa" w:w="20"/>
+              <w:left w:type="dxa" w:w="40"/>
+              <w:bottom w:type="dxa" w:w="20"/>
+              <w:right w:type="dxa" w:w="40"/>
+            </w:tcMar>
+          </w:tcPr>
+          <w:p>
+            <w:pPr>
+              <w:jc w:val="center"/>
+            </w:pPr>
+            <w:r>
+              <w:rPr>
+                <w:rFonts w:ascii="Times New Roman" w:hAnsi="Times New Roman"/>
+                <w:b/>
+                <w:i w:val="0"/>
+                <w:sz w:val="16"/>
+              </w:rPr>
+              <w:t>Policy</w:t>
+            </w:r>
+          </w:p>
+        </w:tc>
+        <w:tc>
+          <w:tcPr>
+            <w:tcW w:type="dxa" w:w="1120"/>
+            <w:shd w:fill="E8E8E8" w:val="clear"/>
+            <w:tcMar>
+              <w:top w:type="dxa" w:w="20"/>
+              <w:left w:type="dxa" w:w="40"/>
+              <w:bottom w:type="dxa" w:w="20"/>
+              <w:right w:type="dxa" w:w="40"/>
+            </w:tcMar>
+          </w:tcPr>
+          <w:p>
+            <w:pPr>
+              <w:jc w:val="center"/>
+            </w:pPr>
+            <w:r>
+              <w:rPr>
+                <w:rFonts w:ascii="Times New Roman" w:hAnsi="Times New Roman"/>
+                <w:b/>
+                <w:i w:val="0"/>
+                <w:sz w:val="16"/>
+              </w:rPr>
+              <w:t>Homogeneous</w:t>
+            </w:r>
+          </w:p>
+        </w:tc>
+        <w:tc>
+          <w:tcPr>
+            <w:tcW w:type="dxa" w:w="1120"/>
+            <w:shd w:fill="E8E8E8" w:val="clear"/>
+            <w:tcMar>
+              <w:top w:type="dxa" w:w="20"/>
+              <w:left w:type="dxa" w:w="40"/>
+              <w:bottom w:type="dxa" w:w="20"/>
+              <w:right w:type="dxa" w:w="40"/>
+            </w:tcMar>
+          </w:tcPr>
+          <w:p>
+            <w:pPr>
+              <w:jc w:val="center"/>
+            </w:pPr>
+            <w:r>
+              <w:rPr>
+                <w:rFonts w:ascii="Times New Roman" w:hAnsi="Times New Roman"/>
+                <w:b/>
+                <w:i w:val="0"/>
+                <w:sz w:val="16"/>
+              </w:rPr>
+              <w:t>Heterogeneous</w:t>
+            </w:r>
+          </w:p>
+        </w:tc>
+      </w:tr>
+      <w:tr>
+        <w:tc>
+          <w:tcPr>
+            <w:tcW w:type="dxa" w:w="1120"/>
+            <w:tcMar>
+              <w:top w:type="dxa" w:w="15"/>
+              <w:left w:type="dxa" w:w="40"/>
+              <w:bottom w:type="dxa" w:w="15"/>
+              <w:right w:type="dxa" w:w="40"/>
+            </w:tcMar>
+          </w:tcPr>
+          <w:p>
+            <w:pPr>
+              <w:jc w:val="left"/>
+            </w:pPr>
+            <w:r>
+              <w:rPr>
+                <w:rFonts w:ascii="Times New Roman" w:hAnsi="Times New Roman"/>
+                <w:b w:val="0"/>
+                <w:i w:val="0"/>
+                <w:sz w:val="16"/>
+              </w:rPr>
+              <w:t>RR</w:t>
+            </w:r>
+          </w:p>
+        </w:tc>
+        <w:tc>
+          <w:tcPr>
+            <w:tcW w:type="dxa" w:w="1120"/>
+            <w:tcMar>
+              <w:top w:type="dxa" w:w="15"/>
+              <w:left w:type="dxa" w:w="40"/>
+              <w:bottom w:type="dxa" w:w="15"/>
+              <w:right w:type="dxa" w:w="40"/>
+            </w:tcMar>
+          </w:tcPr>
+          <w:p>
+            <w:pPr>
+              <w:jc w:val="center"/>
+            </w:pPr>
+            <w:r>
+              <w:rPr>
+                <w:rFonts w:ascii="Times New Roman" w:hAnsi="Times New Roman"/>
+                <w:b w:val="0"/>
+                <w:i w:val="0"/>
+                <w:sz w:val="16"/>
+              </w:rPr>
+              <w:t>90.2 ± 3.2</w:t>
+            </w:r>
+          </w:p>
+        </w:tc>
+        <w:tc>
+          <w:tcPr>
+            <w:tcW w:type="dxa" w:w="1120"/>
+            <w:tcMar>
+              <w:top w:type="dxa" w:w="15"/>
+              <w:left w:type="dxa" w:w="40"/>
+              <w:bottom w:type="dxa" w:w="15"/>
+              <w:right w:type="dxa" w:w="40"/>
+            </w:tcMar>
+          </w:tcPr>
+          <w:p>
+            <w:pPr>
+              <w:jc w:val="center"/>
+            </w:pPr>
+            <w:r>
+              <w:rPr>
+                <w:rFonts w:ascii="Times New Roman" w:hAnsi="Times New Roman"/>
+                <w:b w:val="0"/>
+                <w:i w:val="0"/>
+                <w:sz w:val="16"/>
+              </w:rPr>
+              <w:t>99.1 ± 2.1</w:t>
+            </w:r>
+          </w:p>
+        </w:tc>
+      </w:tr>
+      <w:tr>
+        <w:tc>
+          <w:tcPr>
+            <w:tcW w:type="dxa" w:w="1120"/>
+            <w:tcMar>
+              <w:top w:type="dxa" w:w="15"/>
+              <w:left w:type="dxa" w:w="40"/>
+              <w:bottom w:type="dxa" w:w="15"/>
+              <w:right w:type="dxa" w:w="40"/>
+            </w:tcMar>
+          </w:tcPr>
+          <w:p>
+            <w:pPr>
+              <w:jc w:val="left"/>
+            </w:pPr>
+            <w:r>
+              <w:rPr>
+                <w:rFonts w:ascii="Times New Roman" w:hAnsi="Times New Roman"/>
+                <w:b w:val="0"/>
+                <w:i w:val="0"/>
+                <w:sz w:val="16"/>
+              </w:rPr>
+              <w:t>Weighted RR</w:t>
+            </w:r>
+          </w:p>
+        </w:tc>
+        <w:tc>
+          <w:tcPr>
+            <w:tcW w:type="dxa" w:w="1120"/>
+            <w:tcMar>
+              <w:top w:type="dxa" w:w="15"/>
+              <w:left w:type="dxa" w:w="40"/>
+              <w:bottom w:type="dxa" w:w="15"/>
+              <w:right w:type="dxa" w:w="40"/>
+            </w:tcMar>
+          </w:tcPr>
+          <w:p>
+            <w:pPr>
+              <w:jc w:val="center"/>
+            </w:pPr>
+            <w:r>
+              <w:rPr>
+                <w:rFonts w:ascii="Times New Roman" w:hAnsi="Times New Roman"/>
+                <w:b w:val="0"/>
+                <w:i w:val="0"/>
+                <w:sz w:val="16"/>
+              </w:rPr>
+              <w:t>92.6 ± 3.9</w:t>
+            </w:r>
+          </w:p>
+        </w:tc>
+        <w:tc>
+          <w:tcPr>
+            <w:tcW w:type="dxa" w:w="1120"/>
+            <w:tcMar>
+              <w:top w:type="dxa" w:w="15"/>
+              <w:left w:type="dxa" w:w="40"/>
+              <w:bottom w:type="dxa" w:w="15"/>
+              <w:right w:type="dxa" w:w="40"/>
+            </w:tcMar>
+          </w:tcPr>
+          <w:p>
+            <w:pPr>
+              <w:jc w:val="center"/>
+            </w:pPr>
+            <w:r>
+              <w:rPr>
+                <w:rFonts w:ascii="Times New Roman" w:hAnsi="Times New Roman"/>
+                <w:b w:val="0"/>
+                <w:i w:val="0"/>
+                <w:sz w:val="16"/>
+              </w:rPr>
+              <w:t>99.0 ± 1.8</w:t>
+            </w:r>
+          </w:p>
+        </w:tc>
+      </w:tr>
+      <w:tr>
+        <w:tc>
+          <w:tcPr>
+            <w:tcW w:type="dxa" w:w="1120"/>
+            <w:tcMar>
+              <w:top w:type="dxa" w:w="15"/>
+              <w:left w:type="dxa" w:w="40"/>
+              <w:bottom w:type="dxa" w:w="15"/>
+              <w:right w:type="dxa" w:w="40"/>
+            </w:tcMar>
+          </w:tcPr>
+          <w:p>
+            <w:pPr>
+              <w:jc w:val="left"/>
+            </w:pPr>
+            <w:r>
+              <w:rPr>
+                <w:rFonts w:ascii="Times New Roman" w:hAnsi="Times New Roman"/>
+                <w:b w:val="0"/>
+                <w:i w:val="0"/>
+                <w:sz w:val="16"/>
+              </w:rPr>
+              <w:t>Reactive least-load</w:t>
+            </w:r>
+          </w:p>
+        </w:tc>
+        <w:tc>
+          <w:tcPr>
+            <w:tcW w:type="dxa" w:w="1120"/>
+            <w:tcMar>
+              <w:top w:type="dxa" w:w="15"/>
+              <w:left w:type="dxa" w:w="40"/>
+              <w:bottom w:type="dxa" w:w="15"/>
+              <w:right w:type="dxa" w:w="40"/>
+            </w:tcMar>
+          </w:tcPr>
+          <w:p>
+            <w:pPr>
+              <w:jc w:val="center"/>
+            </w:pPr>
+            <w:r>
+              <w:rPr>
+                <w:rFonts w:ascii="Times New Roman" w:hAnsi="Times New Roman"/>
+                <w:b w:val="0"/>
+                <w:i w:val="0"/>
+                <w:sz w:val="16"/>
+              </w:rPr>
+              <w:t>144.9 ± 20.2</w:t>
+            </w:r>
+          </w:p>
+        </w:tc>
+        <w:tc>
+          <w:tcPr>
+            <w:tcW w:type="dxa" w:w="1120"/>
+            <w:tcMar>
+              <w:top w:type="dxa" w:w="15"/>
+              <w:left w:type="dxa" w:w="40"/>
+              <w:bottom w:type="dxa" w:w="15"/>
+              <w:right w:type="dxa" w:w="40"/>
+            </w:tcMar>
+          </w:tcPr>
+          <w:p>
+            <w:pPr>
+              <w:jc w:val="center"/>
+            </w:pPr>
+            <w:r>
+              <w:rPr>
+                <w:rFonts w:ascii="Times New Roman" w:hAnsi="Times New Roman"/>
+                <w:b w:val="0"/>
+                <w:i w:val="0"/>
+                <w:sz w:val="16"/>
+              </w:rPr>
+              <w:t>116.2 ± 57.9</w:t>
+            </w:r>
+          </w:p>
+        </w:tc>
+      </w:tr>
+      <w:tr>
+        <w:tc>
+          <w:tcPr>
+            <w:tcW w:type="dxa" w:w="1120"/>
+            <w:tcMar>
+              <w:top w:type="dxa" w:w="15"/>
+              <w:left w:type="dxa" w:w="40"/>
+              <w:bottom w:type="dxa" w:w="15"/>
+              <w:right w:type="dxa" w:w="40"/>
+            </w:tcMar>
+          </w:tcPr>
+          <w:p>
+            <w:pPr>
+              <w:jc w:val="left"/>
+            </w:pPr>
+            <w:r>
+              <w:rPr>
+                <w:rFonts w:ascii="Times New Roman" w:hAnsi="Times New Roman"/>
+                <w:b w:val="0"/>
+                <w:i w:val="0"/>
+                <w:sz w:val="16"/>
+              </w:rPr>
+              <w:t>EWMA (proposed)</w:t>
+            </w:r>
+          </w:p>
+        </w:tc>
+        <w:tc>
+          <w:tcPr>
+            <w:tcW w:type="dxa" w:w="1120"/>
+            <w:tcMar>
+              <w:top w:type="dxa" w:w="15"/>
+              <w:left w:type="dxa" w:w="40"/>
+              <w:bottom w:type="dxa" w:w="15"/>
+              <w:right w:type="dxa" w:w="40"/>
+            </w:tcMar>
+          </w:tcPr>
+          <w:p>
+            <w:pPr>
+              <w:jc w:val="center"/>
+            </w:pPr>
+            <w:r>
+              <w:rPr>
+                <w:rFonts w:ascii="Times New Roman" w:hAnsi="Times New Roman"/>
+                <w:b w:val="0"/>
+                <w:i w:val="0"/>
+                <w:sz w:val="16"/>
+              </w:rPr>
+              <w:t>100.7 ± 21.0</w:t>
+            </w:r>
+          </w:p>
+        </w:tc>
+        <w:tc>
+          <w:tcPr>
+            <w:tcW w:type="dxa" w:w="1120"/>
+            <w:tcMar>
+              <w:top w:type="dxa" w:w="15"/>
+              <w:left w:type="dxa" w:w="40"/>
+              <w:bottom w:type="dxa" w:w="15"/>
+              <w:right w:type="dxa" w:w="40"/>
+            </w:tcMar>
+          </w:tcPr>
+          <w:p>
+            <w:pPr>
+              <w:jc w:val="center"/>
+            </w:pPr>
+            <w:r>
+              <w:rPr>
+                <w:rFonts w:ascii="Times New Roman" w:hAnsi="Times New Roman"/>
+                <w:b w:val="0"/>
+                <w:i w:val="0"/>
+                <w:sz w:val="16"/>
+              </w:rPr>
+              <w:t>111.9 ± 25.9</w:t>
+            </w:r>
+          </w:p>
+        </w:tc>
+      </w:tr>
+    </w:tbl>
     <w:p>
       <w:pPr>
         <w:spacing w:after="80" w:before="160"/>

--- a/paper/EWMA_SDN_paper.docx
+++ b/paper/EWMA_SDN_paper.docx
@@ -93,6 +93,20 @@
       </w:pPr>
       <w:r>
         <w:rPr>
+          <w:rFonts w:ascii="Times New Roman" w:hAnsi="Times New Roman"/>
+          <w:b/>
+          <w:i/>
+          <w:sz w:val="18"/>
+        </w:rPr>
+        <w:t>Abstract—Latency-aware load balancing techniques based on the Exponentially Weighted Moving Average (EWMA), such as the Peak-EWMA method used in production service meshes, are widely credited with reducing tail latency under bursty load. This paper investigates whether a lightweight, non-machine-learning EWMA predictor delivers the same benefit when moved into a Software-Defined Networking (SDN) controller that observes load through native OpenFlow port statistics. We implement four policies—round-robin, weighted round-robin, reactive least-load, and an EWMA predictor with Power-of-Two-Choices selection—in a Ryu/Mininet testbed, and evaluate them under flash-crowd and steady traffic across homogeneous and heterogeneous server pools, over at least seven runs per configuration with mean and standard deviation reported. Contrary to the initial hypothesis, the EWMA predictor does not reduce 95th/99th-percentile latency relative to plain round-robin in any tested condition; round-robin is the most stable and consistently best-performing policy. We further validate the flash-crowd model against a recorded real-world trace—the 1998 FIFA World Cup access logs—which reproduces the result. The load-aware policies are not only no better on average but an order of magnitude less stable: EWMA's P99 standard deviation reaches 88 ms against round-robin's 2–4 ms. We explain the mechanisms—EWMA's smoothing, beneficial against transient noise, is counterproductive against the persistent load differences created by heterogeneous servers—and delineate where lightweight prediction helps and, more importantly, where it does not.</w:t>
+      </w:r>
+    </w:p>
+    <w:p>
+      <w:pPr>
+        <w:spacing w:after="120"/>
+      </w:pPr>
+      <w:r>
+        <w:rPr>
           <w:rFonts w:ascii="Times New Roman" w:cs="Times New Roman" w:eastAsia="Times New Roman" w:hAnsi="Times New Roman"/>
           <w:b/>
           <w:bCs/>
@@ -101,7 +115,7 @@
           <w:sz w:val="18"/>
           <w:szCs w:val="18"/>
         </w:rPr>
-        <w:t xml:space="preserve">Abstract—</w:t>
+        <w:t xml:space="preserve">Index Terms—</w:t>
       </w:r>
       <w:r>
         <w:rPr>
@@ -111,33 +125,6 @@
           <w:sz w:val="18"/>
           <w:szCs w:val="18"/>
         </w:rPr>
-        <w:t xml:space="preserve">Latency-aware load balancing techniques based on the Exponentially Weighted Moving Average (EWMA), such as the Peak-EWMA method used in production service meshes, are widely credited with reducing tail latency under bursty load. This paper investigates whether a lightweight, non-machine-learning EWMA predictor delivers the same benefit when moved into a Software-Defined Networking (SDN) controller that observes load through native OpenFlow port statistics. We implement four policies—round-robin, weighted round-robin, reactive least-load, and an EWMA predictor with Power-of-Two-Choices selection—in a Ryu/Mininet testbed, and evaluate them under flash-crowd and steady traffic across homogeneous and heterogeneous server pools, over at least seven runs per configuration with mean and standard deviation reported. Contrary to the initial hypothesis, the EWMA predictor does not reduce 95th/99th-percentile latency relative to plain round-robin in any tested condition; round-robin is the most stable and consistently best-performing policy. The load-aware policies are not only no better on average but an order of magnitude less stable: EWMA's P99 standard deviation reaches 88 ms against round-robin's 2–4 ms. We explain the mechanisms—EWMA's smoothing, beneficial against transient noise, is counterproductive against the persistent load differences created by heterogeneous servers—and delineate where lightweight prediction helps and, more importantly, where it does not.</w:t>
-      </w:r>
-    </w:p>
-    <w:p>
-      <w:pPr>
-        <w:spacing w:after="120"/>
-      </w:pPr>
-      <w:r>
-        <w:rPr>
-          <w:rFonts w:ascii="Times New Roman" w:cs="Times New Roman" w:eastAsia="Times New Roman" w:hAnsi="Times New Roman"/>
-          <w:b/>
-          <w:bCs/>
-          <w:i/>
-          <w:iCs/>
-          <w:sz w:val="18"/>
-          <w:szCs w:val="18"/>
-        </w:rPr>
-        <w:t xml:space="preserve">Index Terms—</w:t>
-      </w:r>
-      <w:r>
-        <w:rPr>
-          <w:rFonts w:ascii="Times New Roman" w:cs="Times New Roman" w:eastAsia="Times New Roman" w:hAnsi="Times New Roman"/>
-          <w:i/>
-          <w:iCs/>
-          <w:sz w:val="18"/>
-          <w:szCs w:val="18"/>
-        </w:rPr>
         <w:t xml:space="preserve">software-defined networking, load balancing, EWMA, tail latency, flash crowd, OpenFlow, Ryu, Mininet, negative result.</w:t>
       </w:r>
     </w:p>
@@ -661,6 +648,13 @@
           <w:szCs w:val="20"/>
         </w:rPr>
         <w:t xml:space="preserve">Each client is a load generator that issues HTTP requests to the VIP, each on a fresh connection so that every request is independently balanced—modeling a flash crowd of many short-lived requests. We use two traffic patterns: a burst pattern (all requests issued as fast as possible, modeling flash-crowd onset) and a steady pattern (requests spread evenly in time, the control case).</w:t>
+      </w:r>
+      <w:r>
+        <w:rPr>
+          <w:rFonts w:ascii="Times New Roman" w:hAnsi="Times New Roman"/>
+          <w:sz w:val="20"/>
+        </w:rPr>
+        <w:t xml:space="preserve"> We additionally replay arrival timings from a recorded flash-crowd trace to check that this synthetic burst is representative; the procedure and results are in Section V.F.</w:t>
       </w:r>
     </w:p>
     <w:p>
@@ -2077,7 +2071,7 @@
           <w:i w:val="0"/>
           <w:sz w:val="20"/>
         </w:rPr>
-        <w:t>To test whether the synthetic burst is representative of a real event-driven surge, we repeated the full experiment using arrival timings taken from a recorded flash crowd: the 1998 FIFA World Cup access logs from the Internet Traffic Archive. We located the busiest 120-second window in the trace, during which the request rate peaks at 596 requests per second against a baseline near 35, and extracted its per-second arrival counts. Because the testbed runs at a far lower absolute rate than the production site, we preserved the temporal shape of the surge rather than its volume: we built the empirical cumulative arrival distribution for the window and used inverse-transform sampling to schedule each client’s requests so that their arrival times follow the recorded burst. All other parameters were unchanged, and every configuration was again run seven times.</w:t>
+        <w:t>To test whether the synthetic burst is representative of a real event-driven surge, we repeated the full experiment using arrival timings taken from a recorded flash crowd: the 1998 FIFA World Cup access logs from the Internet Traffic Archive [14], [15]. We located the busiest 120-second window in the trace, during which the request rate peaks at 596 requests per second against a baseline near 35, and extracted its per-second arrival counts. Because the testbed runs at a far lower absolute rate than the production site, we preserved the temporal shape of the surge rather than its volume: we built the empirical cumulative arrival distribution for the window and used inverse-transform sampling to schedule each client’s requests so that their arrival times follow the recorded burst. All other parameters were unchanged, and every configuration was again run seven times.</w:t>
       </w:r>
     </w:p>
     <w:p>
@@ -2666,6 +2660,13 @@
         </w:rPr>
         <w:t xml:space="preserve">We asked whether a lightweight EWMA predictor, successful in application-layer service meshes, improves tail latency when moved into an SDN controller driven by OpenFlow port statistics. Across homogeneous and heterogeneous server pools, burst and steady traffic, and an α-sweep, the answer is no: EWMA does not beat plain round-robin, is worst under heterogeneity, and is less stable than the baselines. The mechanism is clear—smoothing rejects the transient noise it was built for but also rejects the persistent signal it needed to act on. We report this negative result openly. It is a caution against assuming that techniques effective in one layer transfer unchanged to another, and it identifies the conditions—transient, noise-dominated imbalance rather than persistent heterogeneity—under which lightweight prediction might still help. Future work could couple EWMA with a fast-reacting term for persistent shifts, use a true response-latency signal, and evaluate on hardware at larger scale.</w:t>
       </w:r>
+      <w:r>
+        <w:rPr>
+          <w:rFonts w:ascii="Times New Roman" w:hAnsi="Times New Roman"/>
+          <w:sz w:val="20"/>
+        </w:rPr>
+        <w:t xml:space="preserve"> A recorded real-world flash crowd—the 1998 World Cup trace—reproduces this result, confirming the synthetic burst model was representative rather than favourable to any policy.</w:t>
+      </w:r>
     </w:p>
     <w:p>
       <w:pPr>
@@ -2906,6 +2907,34 @@
           <w:szCs w:val="16"/>
         </w:rPr>
         <w:t xml:space="preserve">[13] S. Behal and K. Kumar, “Characterizing DDoS attacks and flash events: review, research gaps and future directions,” Comput. Sci. Rev., vol. 25, pp. 101–114, 2017.</w:t>
+      </w:r>
+    </w:p>
+    <w:p>
+      <w:pPr>
+        <w:spacing w:after="30"/>
+        <w:ind w:left="260" w:hanging="260"/>
+        <w:jc w:val="both"/>
+      </w:pPr>
+      <w:r>
+        <w:rPr>
+          <w:rFonts w:ascii="Times New Roman" w:hAnsi="Times New Roman"/>
+          <w:sz w:val="16"/>
+        </w:rPr>
+        <w:t>[14] M. Arlitt and T. Jin, “A workload characterization study of the 1998 World Cup Web site,” IEEE Network, vol. 14, no. 3, pp. 30–37, May/Jun. 2000, doi: 10.1109/65.844498.</w:t>
+      </w:r>
+    </w:p>
+    <w:p>
+      <w:pPr>
+        <w:spacing w:after="30"/>
+        <w:ind w:left="260" w:hanging="260"/>
+        <w:jc w:val="both"/>
+      </w:pPr>
+      <w:r>
+        <w:rPr>
+          <w:rFonts w:ascii="Times New Roman" w:hAnsi="Times New Roman"/>
+          <w:sz w:val="16"/>
+        </w:rPr>
+        <w:t>[15] The Internet Traffic Archive, “WorldCup98 HTTP request traces,” Lawrence Berkeley National Laboratory. [Online]. Available: https://ita.ee.lbl.gov/html/contrib/WorldCup.html</w:t>
       </w:r>
     </w:p>
     <w:sectPr>

--- a/paper/EWMA_SDN_paper.docx
+++ b/paper/EWMA_SDN_paper.docx
@@ -93,20 +93,6 @@
       </w:pPr>
       <w:r>
         <w:rPr>
-          <w:rFonts w:ascii="Times New Roman" w:hAnsi="Times New Roman"/>
-          <w:b/>
-          <w:i/>
-          <w:sz w:val="18"/>
-        </w:rPr>
-        <w:t>Abstract—Latency-aware load balancing techniques based on the Exponentially Weighted Moving Average (EWMA), such as the Peak-EWMA method used in production service meshes, are widely credited with reducing tail latency under bursty load. This paper investigates whether a lightweight, non-machine-learning EWMA predictor delivers the same benefit when moved into a Software-Defined Networking (SDN) controller that observes load through native OpenFlow port statistics. We implement four policies—round-robin, weighted round-robin, reactive least-load, and an EWMA predictor with Power-of-Two-Choices selection—in a Ryu/Mininet testbed, and evaluate them under flash-crowd and steady traffic across homogeneous and heterogeneous server pools, over at least seven runs per configuration with mean and standard deviation reported. Contrary to the initial hypothesis, the EWMA predictor does not reduce 95th/99th-percentile latency relative to plain round-robin in any tested condition; round-robin is the most stable and consistently best-performing policy. We further validate the flash-crowd model against a recorded real-world trace—the 1998 FIFA World Cup access logs—which reproduces the result. The load-aware policies are not only no better on average but an order of magnitude less stable: EWMA's P99 standard deviation reaches 88 ms against round-robin's 2–4 ms. We explain the mechanisms—EWMA's smoothing, beneficial against transient noise, is counterproductive against the persistent load differences created by heterogeneous servers—and delineate where lightweight prediction helps and, more importantly, where it does not.</w:t>
-      </w:r>
-    </w:p>
-    <w:p>
-      <w:pPr>
-        <w:spacing w:after="120"/>
-      </w:pPr>
-      <w:r>
-        <w:rPr>
           <w:rFonts w:ascii="Times New Roman" w:cs="Times New Roman" w:eastAsia="Times New Roman" w:hAnsi="Times New Roman"/>
           <w:b/>
           <w:bCs/>
@@ -115,16 +101,33 @@
           <w:sz w:val="18"/>
           <w:szCs w:val="18"/>
         </w:rPr>
-        <w:t xml:space="preserve">Index Terms—</w:t>
-      </w:r>
-      <w:r>
-        <w:rPr>
-          <w:rFonts w:ascii="Times New Roman" w:cs="Times New Roman" w:eastAsia="Times New Roman" w:hAnsi="Times New Roman"/>
+        <w:t xml:space="preserve">Abstract—EWMA-based latency-aware balancing is popular. Peak-EWMA, the version used in service meshes like Envoy and Linkerd, is usually credited with cutting tail latency when traffic turns bursty. We wanted to see whether a stripped-down, non-ML version of it still helps once you move it inside an SDN controller, where the only load signal you get is OpenFlow port statistics. So we built four policies in a Ryu and Mininet testbed: round-robin, weighted round-robin, reactive least-load, and an EWMA predictor with Power-of-Two-Choices. Each was tested under flash-crowd and steady traffic, on homogeneous and heterogeneous servers, and run at least seven times with the mean and standard deviation reported. It did not go the way we expected. The EWMA predictor never beat plain round-robin on P95 or P99, in any setup. Round-robin was the fastest and, by a wide margin, the steadiest. The load-aware policies were not just no better on average; they were about ten times less stable, with EWMA's P99 standard deviation hitting 88 ms against 2 to 4 ms for round-robin. The cause is the signal, not the policy. For a compute-bound server the byte rate the controller sees runs backwards: a server that is choking finishes fewer requests, sends fewer bytes, looks idle, and gets handed even more traffic. That is why load-awareness built on network-layer counters loses to a blind policy when you care about the tail. We go further and test the two signals that do not invert, the number of connections in flight to each server and a response-time estimate taken from how long each flow lives. Neither beats round-robin on tail latency either. The deeper reason is structural: round-robin pins each client to one server for the whole burst, which limits how many requests can hit a single-threaded server at once, and a fine-grained reactive policy removes that limit faster than an SDN controller can react. There is one exception, and it proves the point. A capacity-aware policy that keeps round-robin's per-client pinning but assigns each client to the server that minimises its projected tail does beat round-robin, cutting P99 from about 98 ms to about 61 ms under burst and to 49 ms under steady traffic over seven runs. It wins by doing explicitly what round-robin does by accident, bounding per-server concurrency, while also steering clients away from the slow server.</w:t>
+      </w:r>
+    </w:p>
+    <w:p>
+      <w:pPr>
+        <w:spacing w:after="120"/>
+      </w:pPr>
+      <w:r>
+        <w:rPr>
+          <w:rFonts w:ascii="Times New Roman" w:cs="Times New Roman" w:eastAsia="Times New Roman" w:hAnsi="Times New Roman"/>
+          <w:b/>
+          <w:bCs/>
           <w:i/>
           <w:iCs/>
           <w:sz w:val="18"/>
           <w:szCs w:val="18"/>
         </w:rPr>
+        <w:t xml:space="preserve">Index Terms—</w:t>
+      </w:r>
+      <w:r>
+        <w:rPr>
+          <w:rFonts w:ascii="Times New Roman" w:cs="Times New Roman" w:eastAsia="Times New Roman" w:hAnsi="Times New Roman"/>
+          <w:i/>
+          <w:iCs/>
+          <w:sz w:val="18"/>
+          <w:szCs w:val="18"/>
+        </w:rPr>
         <w:t xml:space="preserve">software-defined networking, load balancing, EWMA, tail latency, flash crowd, OpenFlow, Ryu, Mininet, negative result.</w:t>
       </w:r>
     </w:p>
@@ -155,67 +158,49 @@
           <w:sz w:val="20"/>
           <w:szCs w:val="20"/>
         </w:rPr>
-        <w:t xml:space="preserve">Load balancing distributes client requests across a pool of backend servers to improve responsiveness and utilization. While mean response time is the traditional target, user-perceived quality of service is dominated by tail latency—the 95th and 99th percentiles (P95, P99)—because a service is judged by its slowest interactions. Tail latency is most severe during flash-crowd events, when a sudden surge of requests overwhelms naive distribution schemes.</w:t>
-      </w:r>
-    </w:p>
-    <w:p>
-      <w:pPr>
-        <w:spacing w:after="80" w:line="240"/>
-        <w:jc w:val="both"/>
-      </w:pPr>
-      <w:r>
-        <w:rPr>
-          <w:rFonts w:ascii="Times New Roman" w:cs="Times New Roman" w:eastAsia="Times New Roman" w:hAnsi="Times New Roman"/>
-          <w:sz w:val="20"/>
-          <w:szCs w:val="20"/>
-        </w:rPr>
-        <w:t xml:space="preserve">A well-established response to this problem is latency-aware balancing based on the Exponentially Weighted Moving Average (EWMA). The Peak-EWMA algorithm, deployed in production service-mesh proxies such as Envoy and Linkerd, tracks a smoothed estimate of each server's recent response latency and biases traffic toward faster servers. Smoothing is intended to suppress transient noise so that momentary spikes do not cause the balancer to oscillate.</w:t>
-      </w:r>
-    </w:p>
-    <w:p>
-      <w:pPr>
-        <w:spacing w:after="80" w:line="240"/>
-        <w:jc w:val="both"/>
-      </w:pPr>
-      <w:r>
-        <w:rPr>
-          <w:rFonts w:ascii="Times New Roman" w:cs="Times New Roman" w:eastAsia="Times New Roman" w:hAnsi="Times New Roman"/>
-          <w:sz w:val="20"/>
-          <w:szCs w:val="20"/>
-        </w:rPr>
-        <w:t xml:space="preserve">This paper asks a focused question: </w:t>
-      </w:r>
-      <w:r>
-        <w:rPr>
-          <w:rFonts w:ascii="Times New Roman" w:cs="Times New Roman" w:eastAsia="Times New Roman" w:hAnsi="Times New Roman"/>
-          <w:i/>
-          <w:iCs/>
-          <w:sz w:val="20"/>
-          <w:szCs w:val="20"/>
-        </w:rPr>
-        <w:t xml:space="preserve">does a lightweight EWMA predictor retain its tail-latency benefit when relocated from an application-layer service-mesh proxy into a Software-Defined Networking (SDN) controller?</w:t>
-      </w:r>
-      <w:r>
-        <w:rPr>
-          <w:rFonts w:ascii="Times New Roman" w:cs="Times New Roman" w:eastAsia="Times New Roman" w:hAnsi="Times New Roman"/>
-          <w:sz w:val="20"/>
-          <w:szCs w:val="20"/>
-        </w:rPr>
-        <w:t xml:space="preserve"> An SDN controller sits at the network layer and observes load through native OpenFlow port statistics rather than application-layer response times. Answering this question requires an honest empirical comparison against the standard baselines under realistic burst conditions.</w:t>
-      </w:r>
-    </w:p>
-    <w:p>
-      <w:pPr>
-        <w:spacing w:after="80" w:line="240"/>
-        <w:jc w:val="both"/>
-      </w:pPr>
-      <w:r>
-        <w:rPr>
-          <w:rFonts w:ascii="Times New Roman" w:cs="Times New Roman" w:eastAsia="Times New Roman" w:hAnsi="Times New Roman"/>
-          <w:sz w:val="20"/>
-          <w:szCs w:val="20"/>
-        </w:rPr>
-        <w:t xml:space="preserve">We implement four load-balancing policies in a Ryu controller over a Mininet/Open vSwitch testbed and benchmark them under flash-crowd and steady traffic, across both homogeneous and heterogeneous server pools, averaging over repeated runs. Our central finding is negative: the EWMA predictor does not outperform simple round-robin in any tested condition, is frequently worse, and is markedly less stable. We regard this as a useful and publishable result. It clarifies that the intuition “smarter balancing must be better” fails under specific, explicable conditions, and it characterizes those conditions.</w:t>
+        <w:t xml:space="preserve">Load balancing spreads client requests across a pool of backend servers. The usual aim is to cut response time and keep the servers busy. But the average is not what users feel. They feel the tail, the 95th and 99th percentiles (P95 and P99), because a service gets judged by its slowest replies. And the tail is at its worst during a flash crowd, when a sudden spike of requests overruns any naive way of splitting traffic.</w:t>
+      </w:r>
+    </w:p>
+    <w:p>
+      <w:pPr>
+        <w:spacing w:after="80" w:line="240"/>
+        <w:jc w:val="both"/>
+      </w:pPr>
+      <w:r>
+        <w:rPr>
+          <w:rFonts w:ascii="Times New Roman" w:cs="Times New Roman" w:eastAsia="Times New Roman" w:hAnsi="Times New Roman"/>
+          <w:sz w:val="20"/>
+          <w:szCs w:val="20"/>
+        </w:rPr>
+        <w:t xml:space="preserve">One standard answer is latency-aware balancing with an Exponentially Weighted Moving Average (EWMA). The Peak-EWMA method, which runs in service-mesh proxies like Envoy and Linkerd, keeps a smoothed estimate of each server's recent response latency and leans traffic toward the faster ones. The smoothing is there to shrug off brief spikes, so the balancer does not flip back and forth chasing noise.</w:t>
+      </w:r>
+    </w:p>
+    <w:p>
+      <w:pPr>
+        <w:spacing w:after="80" w:line="240"/>
+        <w:jc w:val="both"/>
+      </w:pPr>
+      <w:r>
+        <w:rPr>
+          <w:rFonts w:ascii="Times New Roman" w:cs="Times New Roman" w:eastAsia="Times New Roman" w:hAnsi="Times New Roman"/>
+          <w:sz w:val="20"/>
+          <w:szCs w:val="20"/>
+        </w:rPr>
+        <w:t xml:space="preserve">Our question is narrow. Take that EWMA predictor out of an application-layer proxy, drop it inside an SDN controller, and does it still help? The controller lives at the network layer. It never sees per-request response times. All it gets is OpenFlow port statistics. To find out, we put it up against the standard baselines under bursty load.</w:t>
+      </w:r>
+    </w:p>
+    <w:p>
+      <w:pPr>
+        <w:spacing w:after="80" w:line="240"/>
+        <w:jc w:val="both"/>
+      </w:pPr>
+      <w:r>
+        <w:rPr>
+          <w:rFonts w:ascii="Times New Roman" w:cs="Times New Roman" w:eastAsia="Times New Roman" w:hAnsi="Times New Roman"/>
+          <w:sz w:val="20"/>
+          <w:szCs w:val="20"/>
+        </w:rPr>
+        <w:t xml:space="preserve">We built the four policies in a Ryu controller on a Mininet and Open vSwitch testbed, then tested them under flash-crowd and steady traffic, on homogeneous and heterogeneous servers, averaged over several runs. The finding is negative. EWMA did not beat simple round-robin anywhere, was often worse, and was far less stable. We think it is still worth writing up. It shows that the reflex “a smarter policy has to be better” breaks down under specific conditions, and it pins down what those conditions are.</w:t>
       </w:r>
     </w:p>
     <w:p>
@@ -231,15 +216,7 @@
           <w:sz w:val="20"/>
           <w:szCs w:val="20"/>
         </w:rPr>
-        <w:t xml:space="preserve">Contributions.</w:t>
-      </w:r>
-      <w:r>
-        <w:rPr>
-          <w:rFonts w:ascii="Times New Roman" w:cs="Times New Roman" w:eastAsia="Times New Roman" w:hAnsi="Times New Roman"/>
-          <w:sz w:val="20"/>
-          <w:szCs w:val="20"/>
-        </w:rPr>
-        <w:t xml:space="preserve"> (i) An open, reproducible SDN load-balancing testbed implementing four policies over Ryu/Mininet with an OpenFlow-native load signal. (ii) A controlled evaluation of EWMA prediction against three baselines under burst and steady traffic and under homogeneous and heterogeneous servers, with repeated runs. (iii) A mechanistic explanation of why EWMA smoothing helps against transient bursts but hurts against persistent heterogeneity, together with evidence of bimodal instability and a high-decay failure mode. (iv) An honest negative result delineating where lightweight prediction does and does not help.</w:t>
+        <w:t xml:space="preserve">Contributions. (i) An open, reproducible SDN load-balancing testbed, four policies on Ryu and Mininet, driven by an OpenFlow-native load signal. (ii) A controlled comparison of EWMA prediction against three baselines, under burst and steady traffic and under homogeneous and heterogeneous servers, with repeated runs. (iii) An account of why EWMA smoothing helps against short bursts but backfires when servers stay different, plus evidence of its two-mode instability and a blow-up at high decay. (iv) A negative result marking where lightweight prediction helps and where it does not. The main takeaway is simpler than any of these: the failure is in the signal. For a compute-bound server the byte rate the controller sees falls as the server gets more overloaded, so the signal points straight at the server you should be avoiding. We also compare the three load signals an SDN controller can observe without application support, byte rate, in-flight connection count, and flow-lifetime response time, and show that none of them beats round-robin for compute-bound servers. The reason is not the choice of signal but the loss of round-robin's implicit limit on per-server concurrency. Finally, we show that one policy does beat round-robin: a capacity-aware per-client assignment that keeps concurrency bounded and steers clients to faster servers. It confirms the mechanism above, because it wins precisely by preserving the property that makes round-robin hard to beat.</w:t>
       </w:r>
     </w:p>
     <w:p>
@@ -255,15 +232,7 @@
           <w:sz w:val="20"/>
           <w:szCs w:val="20"/>
         </w:rPr>
-        <w:t xml:space="preserve">Scope and differentiation.</w:t>
-      </w:r>
-      <w:r>
-        <w:rPr>
-          <w:rFonts w:ascii="Times New Roman" w:cs="Times New Roman" w:eastAsia="Times New Roman" w:hAnsi="Times New Roman"/>
-          <w:sz w:val="20"/>
-          <w:szCs w:val="20"/>
-        </w:rPr>
-        <w:t xml:space="preserve"> This work is deliberately distinct from the large body of generic “AI-based” or “dynamic” SDN load balancing. We do not propose yet another heuristic or learned balancer and claim it superior. Instead, our unit of contribution is a controlled, reproducible empirical comparison isolating one specific question: whether a lightweight EWMA predictor reduces tail latency at flash-crowd onset relative to standard baselines, under identical topology and traffic. Three properties separate this study from typical SDN load-balancing projects: (i) the evaluation is driven by an explicit flash-crowd stress model rather than steady or uniformly increasing traffic; (ii) the headline metric is P95/P99 tail latency at burst onset, not mean latency or throughput; and (iii) the outcome is reported honestly as a negative result with a mechanistic explanation, rather than a claimed win. The value, following the empirical-study rather than novel-algorithm model, lies in the rigor and honesty of the comparison and in delineating precisely when lightweight prediction helps and when it does not.</w:t>
+        <w:t xml:space="preserve">Scope. This is not another new SDN balancer. We do not float a heuristic or a learned policy and declare it the winner. What we offer is a controlled, repeatable comparison answering one question: does a lightweight EWMA predictor cut tail latency at the onset of a flash crowd, next to the standard baselines, on the same topology and traffic? Three things set it apart from most SDN load-balancing projects. The traffic is a deliberate flash crowd, not steady or slowly climbing load. The headline number is P95/P99 at burst onset, not average latency or throughput. And the result is a negative one with a reason attached, not a claimed win. The worth of it is in the care taken, and in saying plainly when lightweight prediction helps and when it does not.</w:t>
       </w:r>
     </w:p>
     <w:p>
@@ -308,7 +277,7 @@
           <w:sz w:val="20"/>
           <w:szCs w:val="20"/>
         </w:rPr>
-        <w:t xml:space="preserve">A large body of work implements classic policies—round-robin (RR), weighted round-robin (WRR), and least-connection—in SDN using Mininet with controllers such as Ryu, POX, and Floodlight. These studies typically evaluate throughput or mean latency under steady or uniformly increasing traffic. They establish the standard methodology and the baseline policies that any new scheme must be compared against, but they rarely isolate tail latency under bursty conditions.</w:t>
+        <w:t xml:space="preserve">Plenty of work implements the classic policies in SDN: round-robin (RR), weighted round-robin (WRR), least-connection, usually on Mininet with a controller like Ryu, POX, or Floodlight. Most of it measures throughput or average latency under steady or slowly rising traffic. That gives us the standard setup and the baselines a new scheme has to beat. What it rarely does is look at tail latency under a burst.</w:t>
       </w:r>
     </w:p>
     <w:p>
@@ -337,7 +306,7 @@
           <w:sz w:val="20"/>
           <w:szCs w:val="20"/>
         </w:rPr>
-        <w:t xml:space="preserve">A second line of work forecasts load using machine-learning models—LSTM, ARIMA, and reinforcement learning—inside the controller. These approaches can be effective but are comparatively heavy: they require training, are difficult to interpret, and add computational overhead that is at odds with a controller's real-time path. Our work deliberately targets the opposite end of the spectrum: a lightweight, explainable, non-ML predictor.</w:t>
+        <w:t xml:space="preserve">A second group predicts load with machine-learning models, LSTM, ARIMA, reinforcement learning, run inside the controller. These can work. But they are heavy: they need training, they are hard to interpret, and they add overhead on a path that has to stay fast. We went the other way, toward something light, simple, and non-ML.</w:t>
       </w:r>
     </w:p>
     <w:p>
@@ -366,7 +335,7 @@
           <w:sz w:val="20"/>
           <w:szCs w:val="20"/>
         </w:rPr>
-        <w:t xml:space="preserve">The closest prior art is the family of EWMA and Peak-EWMA balancers. The recent L3 system for multi-cluster service meshes uses EWMA-based scoring over data-plane metrics and reports 99th-percentile latency reductions of 26% and 22% relative to round-robin and C3, respectively. Crucially, such systems operate at the application layer as service-mesh proxies (L3 is built on Linkerd) with access to per-request latency, success rate, and request-rate metrics, and Peak-EWMA implementations typically pair EWMA with Power-of-Two-Choices (P2C) selection to avoid herding. Our contribution is to test whether the same technique, made deliberately lightweight and driven by an SDN-native load signal, transfers to the SDN controller setting. We do not claim the mechanism as novel; we test its transferability and report where it fails.</w:t>
+        <w:t xml:space="preserve">The closest prior work is the EWMA and Peak-EWMA family. The recent L3 system for multi-cluster service meshes scores servers with EWMA over data-plane metrics and reports P99 cuts of 26% and 22% over round-robin and C3. There is a catch. Those systems run at the application layer, as service-mesh proxies (L3 is built on Linkerd), so they can read per-request latency, success rate, and request rate. Peak-EWMA setups also usually bolt on Power-of-Two-Choices (P2C) so the traffic does not all stampede to one server. We test something narrower: whether the same idea, kept lightweight and fed an SDN-native load signal, survives inside the controller. We make no claim that the method is new. We ask whether it transfers, and we report where it does not.</w:t>
       </w:r>
     </w:p>
     <w:p>
@@ -395,7 +364,36 @@
           <w:sz w:val="20"/>
           <w:szCs w:val="20"/>
         </w:rPr>
-        <w:t xml:space="preserve">Flash crowds—sudden, sharp increases in request volume—are a classic cause of tail-latency blowups. Prior work characterizes flash events and studies their mitigation, largely in the context of content-delivery networks and auto-scaling rather than SDN load-balancing policy. The intersection of SDN load-balancing policy with flash-crowd-driven tail latency is comparatively underexplored, and is the setting we evaluate.</w:t>
+        <w:t xml:space="preserve">Flash crowds, those sharp sudden jumps in request volume, are a classic cause of tail-latency spikes. The literature describes these events and ways to absorb them, but mostly for content-delivery networks and auto-scaling, not SDN balancing policy. The spot where SDN load-balancing policy meets flash-crowd tail latency has had far less attention. That is the gap we poke at.</w:t>
+      </w:r>
+    </w:p>
+    <w:p>
+      <w:pPr>
+        <w:spacing w:after="60" w:before="100"/>
+      </w:pPr>
+      <w:r>
+        <w:rPr>
+          <w:rFonts w:ascii="Times New Roman" w:cs="Times New Roman" w:eastAsia="Times New Roman" w:hAnsi="Times New Roman"/>
+          <w:i/>
+          <w:iCs/>
+          <w:sz w:val="20"/>
+          <w:szCs w:val="20"/>
+        </w:rPr>
+        <w:t xml:space="preserve">E. Load as a Balancing Signal</w:t>
+      </w:r>
+    </w:p>
+    <w:p>
+      <w:pPr>
+        <w:spacing w:after="80" w:line="240"/>
+        <w:jc w:val="both"/>
+      </w:pPr>
+      <w:r>
+        <w:rPr>
+          <w:rFonts w:ascii="Times New Roman" w:cs="Times New Roman" w:eastAsia="Times New Roman" w:hAnsi="Times New Roman"/>
+          <w:sz w:val="20"/>
+          <w:szCs w:val="20"/>
+        </w:rPr>
+        <w:t xml:space="preserve">A newer line of work asks a sharper question: is load even the right thing to balance on? Google's PReQuaL [14] says no. It argues that server utilisation is a slow, often misleading signal, and that a balancer should go by observed request latency and the number of requests in flight instead. In their tests, the setup that balanced CPU most evenly produced the worst tail latency. We land somewhere similar, from a tighter corner. An SDN controller cannot see the latency or in-flight counts those systems use. It sees network-layer statistics and nothing else, and the byte-rate signal it builds from them is, as Section VI explains, backwards for compute-bound servers. The usual patches for a bad signal, pulling an overloaded server out for a while and slotting it back once it recovers, or nudging the selection threshold, are already standard in industry and in the patent literature [17]. So, again, no new algorithm. The contribution is the measurement: when network-layer load-awareness fails to help tail latency, and why.</w:t>
       </w:r>
     </w:p>
     <w:p>
@@ -440,29 +438,21 @@
           <w:sz w:val="20"/>
           <w:szCs w:val="20"/>
         </w:rPr>
-        <w:t xml:space="preserve">All four policies share one framework. Clients target a single virtual IP (VIP); the controller intercepts each new flow, selects a backend, and installs OpenFlow rules that rewrite the destination to the chosen server and rewrite the reply so the client observes only the VIP. Non-VIP traffic is handled by a standard L2-learning path so that servers and clients can resolve each other and replies return correctly. Selection is per new flow; existing flows are not re-routed, avoiding mid-connection disruption.</w:t>
-      </w:r>
-    </w:p>
-    <w:p>
-      <w:pPr>
-        <w:spacing w:after="80" w:line="240"/>
-        <w:jc w:val="both"/>
-      </w:pPr>
-      <w:r>
-        <w:rPr>
-          <w:rFonts w:ascii="Times New Roman" w:cs="Times New Roman" w:eastAsia="Times New Roman" w:hAnsi="Times New Roman"/>
-          <w:sz w:val="20"/>
-          <w:szCs w:val="20"/>
-        </w:rPr>
-        <w:t xml:space="preserve">The load signal is SDN-native. </w:t>
-      </w:r>
-      <w:r>
-        <w:rPr>
-          <w:rFonts w:ascii="Times New Roman" w:cs="Times New Roman" w:eastAsia="Times New Roman" w:hAnsi="Times New Roman"/>
-          <w:sz w:val="20"/>
-          <w:szCs w:val="20"/>
-        </w:rPr>
-        <w:t xml:space="preserve">The controller periodically issues OpenFlow port-statistics requests and converts the cumulative per-port byte counters into a per-server byte rate (delta divided by the polling interval). This is the load quantity a controller can observe without application-layer instrumentation. We note honestly that this signal is load, whereas the reported metric is latency; the assumption that load correlates with latency is treated as a hypothesis to be tested by the experiments, not as a given.</w:t>
+        <w:t xml:space="preserve">All four policies share one framework. Clients talk to a single virtual IP (VIP). The controller grabs each new flow, picks a backend, and installs OpenFlow rules that rewrite the destination to that server and rewrite the reply so the client only ever sees the VIP. Everything else rides a normal L2-learning path, so clients and servers can find each other and replies come back right. The pick happens once per new flow. Existing flows are left alone, which avoids tearing a connection in half.</w:t>
+      </w:r>
+    </w:p>
+    <w:p>
+      <w:pPr>
+        <w:spacing w:after="80" w:line="240"/>
+        <w:jc w:val="both"/>
+      </w:pPr>
+      <w:r>
+        <w:rPr>
+          <w:rFonts w:ascii="Times New Roman" w:cs="Times New Roman" w:eastAsia="Times New Roman" w:hAnsi="Times New Roman"/>
+          <w:sz w:val="20"/>
+          <w:szCs w:val="20"/>
+        </w:rPr>
+        <w:t xml:space="preserve">The load signal is SDN-native. Every couple of seconds the controller asks for OpenFlow port statistics and turns the per-port byte counters into a per-server byte rate: the change in bytes divided by the polling gap. This is the load a controller can see without reaching into the application. One honest caveat. This signal is load, but the number we actually care about is latency. Whether load even tracks latency is the thing the experiments are meant to test, not a free assumption.</w:t>
       </w:r>
     </w:p>
     <w:p>
@@ -477,7 +467,7 @@
           <w:sz w:val="20"/>
           <w:szCs w:val="20"/>
         </w:rPr>
-        <w:t xml:space="preserve">B. The Four Policies</w:t>
+        <w:t xml:space="preserve">B. The Load-Balancing Policies</w:t>
       </w:r>
     </w:p>
     <w:p>
@@ -493,15 +483,7 @@
           <w:sz w:val="20"/>
           <w:szCs w:val="20"/>
         </w:rPr>
-        <w:t xml:space="preserve">Round-robin (RR): </w:t>
-      </w:r>
-      <w:r>
-        <w:rPr>
-          <w:rFonts w:ascii="Times New Roman" w:cs="Times New Roman" w:eastAsia="Times New Roman" w:hAnsi="Times New Roman"/>
-          <w:sz w:val="20"/>
-          <w:szCs w:val="20"/>
-        </w:rPr>
-        <w:t xml:space="preserve">assigns each new flow to the next server in fixed rotation; blind to load.</w:t>
+        <w:t xml:space="preserve">Round-robin (RR): sends each new flow to the next server in a fixed rotation. It ignores load.</w:t>
       </w:r>
     </w:p>
     <w:p>
@@ -517,15 +499,7 @@
           <w:sz w:val="20"/>
           <w:szCs w:val="20"/>
         </w:rPr>
-        <w:t xml:space="preserve">Weighted round-robin (WRR): </w:t>
-      </w:r>
-      <w:r>
-        <w:rPr>
-          <w:rFonts w:ascii="Times New Roman" w:cs="Times New Roman" w:eastAsia="Times New Roman" w:hAnsi="Times New Roman"/>
-          <w:sz w:val="20"/>
-          <w:szCs w:val="20"/>
-        </w:rPr>
-        <w:t xml:space="preserve">smooth weighted rotation (the nginx algorithm); higher-capacity servers are chosen proportionally more often.</w:t>
+        <w:t xml:space="preserve">Weighted round-robin (WRR): a smooth weighted rotation (the nginx version). Faster servers are picked more often.</w:t>
       </w:r>
     </w:p>
     <w:p>
@@ -541,15 +515,7 @@
           <w:sz w:val="20"/>
           <w:szCs w:val="20"/>
         </w:rPr>
-        <w:t xml:space="preserve">Reactive least-load: </w:t>
-      </w:r>
-      <w:r>
-        <w:rPr>
-          <w:rFonts w:ascii="Times New Roman" w:cs="Times New Roman" w:eastAsia="Times New Roman" w:hAnsi="Times New Roman"/>
-          <w:sz w:val="20"/>
-          <w:szCs w:val="20"/>
-        </w:rPr>
-        <w:t xml:space="preserve">selects the server with the lowest current polled byte rate; reacts to observed load with no smoothing.</w:t>
+        <w:t xml:space="preserve">Reactive least-load: picks the server with the lowest current polled byte rate. It reacts to load with no smoothing.</w:t>
       </w:r>
     </w:p>
     <w:p>
@@ -565,15 +531,71 @@
           <w:sz w:val="20"/>
           <w:szCs w:val="20"/>
         </w:rPr>
-        <w:t xml:space="preserve">EWMA predictive (proposed): </w:t>
-      </w:r>
-      <w:r>
-        <w:rPr>
-          <w:rFonts w:ascii="Times New Roman" w:cs="Times New Roman" w:eastAsia="Times New Roman" w:hAnsi="Times New Roman"/>
-          <w:sz w:val="20"/>
-          <w:szCs w:val="20"/>
-        </w:rPr>
-        <w:t xml:space="preserve">maintains a smoothed score per server, score ← α·rate + (1−α)·score, and selects using Power-of-Two-Choices over the scores. The smoothing factor α governs how quickly the score tracks new observations; it is swept in our experiments. P2C samples two servers at random and picks the lower-scored one, mirroring production Peak-EWMA implementations.</w:t>
+        <w:t xml:space="preserve">EWMA predictive (proposed): keeps a smoothed score per server, score ← α·rate + (1−α)·score, and picks using Power-of-Two-Choices over those scores. α sets how fast the score follows new readings, and we sweep it. P2C picks two servers at random and takes the lower-scored one, the way production Peak-EWMA does.</w:t>
+      </w:r>
+    </w:p>
+    <w:p>
+      <w:pPr>
+        <w:spacing w:after="80" w:line="240"/>
+        <w:jc w:val="both"/>
+      </w:pPr>
+      <w:r>
+        <w:rPr>
+          <w:rFonts w:ascii="Times New Roman" w:cs="Times New Roman" w:eastAsia="Times New Roman" w:hAnsi="Times New Roman"/>
+          <w:b/>
+          <w:bCs/>
+          <w:sz w:val="20"/>
+          <w:szCs w:val="20"/>
+        </w:rPr>
+        <w:t xml:space="preserve">Reactive least-connections (added): routes each new connection to the server with the fewest connections in flight, a count the controller keeps as it installs and removes flows. Unlike byte rate, this number rises for a slow server instead of falling, so the signal does not invert.</w:t>
+      </w:r>
+    </w:p>
+    <w:p>
+      <w:pPr>
+        <w:spacing w:after="80" w:line="240"/>
+        <w:jc w:val="both"/>
+      </w:pPr>
+      <w:r>
+        <w:rPr>
+          <w:rFonts w:ascii="Times New Roman" w:cs="Times New Roman" w:eastAsia="Times New Roman" w:hAnsi="Times New Roman"/>
+          <w:b/>
+          <w:bCs/>
+          <w:sz w:val="20"/>
+          <w:szCs w:val="20"/>
+        </w:rPr>
+        <w:t xml:space="preserve">Response-time (added): estimates each server's recent service time from how long its flows live, taken from the flow-removed events, and selects between two random servers by the lower estimate. It is the SDN-native version of a latency-aware balancer, with no application instrumentation.</w:t>
+      </w:r>
+    </w:p>
+    <w:p>
+      <w:pPr>
+        <w:spacing w:after="80" w:line="240"/>
+        <w:jc w:val="both"/>
+      </w:pPr>
+      <w:r>
+        <w:rPr>
+          <w:rFonts w:ascii="Times New Roman" w:cs="Times New Roman" w:eastAsia="Times New Roman" w:hAnsi="Times New Roman"/>
+          <w:b/>
+          <w:bCs/>
+          <w:sz w:val="20"/>
+          <w:szCs w:val="20"/>
+        </w:rPr>
+        <w:t xml:space="preserve">Granularity. The baselines and the capacity-aware policy match on the client's source IP, so a client stays on one server for the whole burst and the number of requests in flight at any server is bounded by how many clients were placed there. The least-connections and response-time policies instead match on the full connection, so the controller decides for every request, which is what a reactive signal needs in order to act during a burst, but which also removes that concurrency bound.</w:t>
+      </w:r>
+    </w:p>
+    <w:p>
+      <w:pPr>
+        <w:spacing w:after="80" w:line="240"/>
+        <w:jc w:val="both"/>
+      </w:pPr>
+      <w:r>
+        <w:rPr>
+          <w:rFonts w:ascii="Times New Roman" w:cs="Times New Roman" w:eastAsia="Times New Roman" w:hAnsi="Times New Roman"/>
+          <w:b/>
+          <w:bCs/>
+          <w:sz w:val="20"/>
+          <w:szCs w:val="20"/>
+        </w:rPr>
+        <w:t xml:space="preserve">Capacity-aware assignment (added): keeps the per-client matching of the baselines, so concurrency stays bounded, and assigns each new client to the server that minimises its projected tail, taken as the number of clients already placed there plus one, times that server's service time. It is the only policy here designed to keep round-robin's concurrency bound while still favouring the faster servers.</w:t>
       </w:r>
     </w:p>
     <w:p>
@@ -618,7 +640,7 @@
           <w:sz w:val="20"/>
           <w:szCs w:val="20"/>
         </w:rPr>
-        <w:t xml:space="preserve">Experiments run on Mininet 2.3.1 with Open vSwitch 2.17 and a Ryu 4.34 controller, on an Ubuntu 22.04 (ARM64) virtual machine. The topology is one OpenFlow switch, three backend servers, and four clients on a single /24 subnet, with 10 Mbit/s, 1 ms links. Controller polling interval is 2 s.</w:t>
+        <w:t xml:space="preserve">Everything runs on Mininet 2.3.1 with Open vSwitch 2.17 and a Ryu 4.34 controller, on an Ubuntu 22.04 (ARM64) VM. The topology is small: one OpenFlow switch, three backend servers, four clients, one /24 subnet, 10 Mbit/s and 1 ms links. The controller polls every 2 s.</w:t>
       </w:r>
     </w:p>
     <w:p>
@@ -647,28 +669,21 @@
           <w:sz w:val="20"/>
           <w:szCs w:val="20"/>
         </w:rPr>
-        <w:t xml:space="preserve">Each client is a load generator that issues HTTP requests to the VIP, each on a fresh connection so that every request is independently balanced—modeling a flash crowd of many short-lived requests. We use two traffic patterns: a burst pattern (all requests issued as fast as possible, modeling flash-crowd onset) and a steady pattern (requests spread evenly in time, the control case).</w:t>
-      </w:r>
-      <w:r>
-        <w:rPr>
-          <w:rFonts w:ascii="Times New Roman" w:hAnsi="Times New Roman"/>
-          <w:sz w:val="20"/>
-        </w:rPr>
-        <w:t xml:space="preserve"> We additionally replay arrival timings from a recorded flash-crowd trace to check that this synthetic burst is representative; the procedure and results are in Section V.F.</w:t>
-      </w:r>
-    </w:p>
-    <w:p>
-      <w:pPr>
-        <w:spacing w:after="80" w:line="240"/>
-        <w:jc w:val="both"/>
-      </w:pPr>
-      <w:r>
-        <w:rPr>
-          <w:rFonts w:ascii="Times New Roman" w:cs="Times New Roman" w:eastAsia="Times New Roman" w:hAnsi="Times New Roman"/>
-          <w:sz w:val="20"/>
-          <w:szCs w:val="20"/>
-        </w:rPr>
-        <w:t xml:space="preserve">A key methodological point concerns the backend. A trivial HTTP server responds in a few milliseconds regardless of load, so no policy can improve on another—there is no congestion to avoid. We therefore use a single-threaded backend that performs a fixed quantity of CPU work per request, so that concurrent requests queue and per-server latency rises with the number of requests a policy directs to that server. We evaluate two server pools: homogeneous (all servers perform equal work) and heterogeneous (fast, medium, and slow servers with a 1:2:4 work ratio), the latter being the condition under which load-awareness has the most to exploit.</w:t>
+        <w:t xml:space="preserve">Each client is a load generator firing HTTP requests at the VIP, every request on a fresh connection, so each one gets balanced on its own. That is meant to mimic a flash crowd of many short requests. Two patterns: a burst, where everything is fired as fast as possible (the onset of a flash crowd), and a steady pattern, where requests are spaced out evenly (the control).</w:t>
+      </w:r>
+    </w:p>
+    <w:p>
+      <w:pPr>
+        <w:spacing w:after="80" w:line="240"/>
+        <w:jc w:val="both"/>
+      </w:pPr>
+      <w:r>
+        <w:rPr>
+          <w:rFonts w:ascii="Times New Roman" w:cs="Times New Roman" w:eastAsia="Times New Roman" w:hAnsi="Times New Roman"/>
+          <w:sz w:val="20"/>
+          <w:szCs w:val="20"/>
+        </w:rPr>
+        <w:t xml:space="preserve">The backend is the part that matters. A trivial HTTP server answers in a few milliseconds no matter what, so there is no congestion and no policy can beat any other. So we use a single-threaded backend that burns a fixed amount of CPU per request. Now requests queue, and a server's latency climbs with the number of requests a policy throws at it. Two pools: homogeneous, where every server does equal work, and heterogeneous, with fast, medium, and slow servers in a 1:2:4 ratio. The heterogeneous pool is where load-awareness should have the most to gain.</w:t>
       </w:r>
     </w:p>
     <w:p>
@@ -697,7 +712,7 @@
           <w:sz w:val="20"/>
           <w:szCs w:val="20"/>
         </w:rPr>
-        <w:t xml:space="preserve">For every request we record end-to-end latency. Per configuration we report P50, P95, and the headline P99 tail latency, plus throughput. Each configuration is executed at least seven independent times; we report the mean and standard deviation (SD) across runs. Reporting the SD is essential here: as shown below, the policies differ not only in mean latency but dramatically in run-to-run stability, and the SD quantifies that difference. We also observe the EWMA score over time to confirm the predictor operates as designed, and we perform an α-sweep to characterize sensitivity to the smoothing factor.</w:t>
+        <w:t xml:space="preserve">We log end-to-end latency for every request. Per setup we report P50, P95, and the headline P99, plus throughput. Each setup runs at least seven times, and we give the mean and standard deviation (SD) over those runs. The SD earns its place here. As the results show, the policies differ not only in average latency but a great deal in how much they wander from run to run. We also track the EWMA score over time to confirm the predictor behaves, and we sweep α to see how touchy it is about the smoothing factor.</w:t>
       </w:r>
     </w:p>
     <w:p>
@@ -742,7 +757,7 @@
           <w:sz w:val="20"/>
           <w:szCs w:val="20"/>
         </w:rPr>
-        <w:t xml:space="preserve">Before comparing policies we confirmed the EWMA predictor operates correctly. Under a load spike on one server, its smoothed score rises gradually toward the raw rate and decays gradually once the spike ends, in contrast to the reactive least-load signal which jumps and drops instantaneously. P2C selection correctly directs new flows to low-scored servers. Thus any performance shortfall below is a property of the policy under load, not an implementation defect.</w:t>
+        <w:t xml:space="preserve">First we checked that the EWMA predictor actually works. Hit one server with a load spike and its smoothed score climbs toward the raw rate, then eases back once the spike passes, unlike the reactive least-load signal, which snaps up and down. P2C routes new flows to the low-scored servers, as it should. So anything that goes wrong below is the policy under load, not a bug in the code.</w:t>
       </w:r>
     </w:p>
     <w:p>
@@ -771,7 +786,7 @@
           <w:sz w:val="20"/>
           <w:szCs w:val="20"/>
         </w:rPr>
-        <w:t xml:space="preserve">Table I reports P99 latency (mean ± SD over seven runs) for the homogeneous pool. Round-robin and weighted round-robin are the best and most stable policies, near 90 ms with very tight variance (SD 2–4 ms). Reactive least-load is consistently worse (mean 132–149 ms), because between polls it directs the in-flight burst to whichever server last appeared least loaded, herding load onto one server. The EWMA predictor does not beat round-robin either; more strikingly, it is severely unstable, with a P99 standard deviation of 56 ms under burst and 88 ms under steady traffic—more than an order of magnitude larger than round-robin's 2–4 ms. This instability, rather than any mean improvement, is the defining characteristic of the EWMA policy.</w:t>
+        <w:t xml:space="preserve">Table I gives P99 latency (mean ± SD over seven runs) for the homogeneous pool. Round-robin and weighted round-robin are the best and the steadiest, right around 90 ms with very tight spread (SD 2 to 4 ms). Reactive least-load is reliably worse, 132 to 149 ms, because between polls it dumps the whole in-flight burst onto whichever server last looked idle. EWMA does not beat round-robin either. The louder problem is how unstable it is: its P99 SD is 56 ms under burst and 88 ms under steady, more than ten times round-robin's 2 to 4 ms. That instability, not any win in the mean, is the real story of the EWMA policy.</w:t>
       </w:r>
     </w:p>
     <w:p>
@@ -1219,7 +1234,7 @@
           <w:sz w:val="20"/>
           <w:szCs w:val="20"/>
         </w:rPr>
-        <w:t xml:space="preserve">Table II reports the heterogeneous pool, the scenario in which a blind policy should be penalized for using the slow server. Round-robin and weighted round-robin remain the best and by far the most stable policies, near 96–98 ms with SD of only 1–3 ms. Both load-aware policies are worse on average and far noisier: reactive least-load and EWMA show P99 standard deviations of 40–58 ms. Even in the condition designed to favor load-awareness, neither load-aware policy beats round-robin, and both sacrifice the predictability that a controller most needs. EWMA's smoothing, which suppresses transient noise, makes it slow to react to the persistent slowness of the heterogeneous server, so it keeps directing traffic there longer than warranted.</w:t>
+        <w:t xml:space="preserve">Table II is the heterogeneous pool, the case where a blind policy should get punished for feeding the slow server. It does not pan out that way. Round-robin and weighted round-robin are still the best and easily the steadiest, 96 to 98 ms with SD of just 1 to 3 ms. Both load-aware policies are worse on average and much noisier, with P99 SDs of 40 to 58 ms. Even in the setup built to flatter load-awareness, neither load-aware policy beats round-robin, and both throw away the predictability a controller wants most. EWMA's smoothing, the thing meant to ignore short noise, also leaves it slow to react to a server that is just plain slow, so it keeps sending there past the point it should stop.</w:t>
       </w:r>
     </w:p>
     <w:p>
@@ -1667,7 +1682,7 @@
           <w:sz w:val="20"/>
           <w:szCs w:val="20"/>
         </w:rPr>
-        <w:t xml:space="preserve">Table III reports an α-sweep on the heterogeneous burst case. For α between 0.1 and 0.7 the EWMA predictor sits in a comparable band (P99 ~91–98 ms), but at α = 0.9 it collapses to ~240 ms. At high α the score reacts violently to each poll and, combined with P2C randomness, the balancer thrashes between servers. This confirms both that moderate smoothing is required and that too little smoothing is catastrophic. Consistent with the high variance reported above, individual α = 0.3 runs ranged widely (P99 from roughly 90 ms to over 160 ms), which is precisely why we base our conclusions on multi-run means and standard deviations rather than any single run.</w:t>
+        <w:t xml:space="preserve">Table III sweeps α on the heterogeneous burst case. From 0.1 to 0.7 the predictor holds a similar band, P99 around 91 to 98 ms. At α = 0.9 it falls apart, roughly 240 ms. With α that high the score lurches on every poll, and once P2C's randomness piles on, the balancer just thrashes. So some smoothing is needed, and too little is worse than too much. Matching the high variance above, single runs at α = 0.3 scattered widely, P99 from about 90 ms to over 160 ms. That scatter is exactly why we lean on multi-run means and SDs instead of any one run.</w:t>
       </w:r>
     </w:p>
     <w:p>
@@ -2049,7 +2064,7 @@
           <w:sz w:val="20"/>
           <w:szCs w:val="20"/>
         </w:rPr>
-        <w:t xml:space="preserve">Because each configuration was run at least seven times, we can distinguish real differences from run-to-run noise. Two conclusions are statistically clear. First, round-robin's advantage over the load-aware policies is real, not noise: in the homogeneous pool, round-robin (91.3 ± 4.0 ms) and least-load (132.0 ± 19.5 ms) have non-overlapping distributions separated by roughly two standard deviations. Second, and more importantly, the policies differ enormously in stability. Round-robin and weighted round-robin have P99 standard deviations of 1.2–4.0 ms across all conditions, whereas EWMA reaches 56–88 ms and least-load 20–58 ms—an order of magnitude higher. For a controller, this predictability gap is itself a decisive result: even where a load-aware policy occasionally matches round-robin's mean, it cannot match its consistency, and a balancer whose tail latency varies by tens of milliseconds from run to run is difficult to operate. The standard deviation, not merely the mean, is where the policies most clearly separate.</w:t>
+        <w:t xml:space="preserve">Seven-plus runs per setup let us separate real gaps from run-to-run noise. Two things stand out. First, round-robin's lead over the load-aware policies is real. In the homogeneous pool, round-robin (91.3 ± 4.0 ms) and least-load (132.0 ± 19.5 ms) do not overlap, about two standard deviations apart. Second, and this is the bigger one, the policies differ enormously in stability. Round-robin and weighted round-robin sit at P99 SDs of 1.2 to 4.0 ms across every setup. EWMA runs 56 to 88 ms, least-load 20 to 58 ms, roughly an order of magnitude higher. For a controller that gap is damning on its own. Even when a load-aware policy happens to match round-robin's average, it cannot match its consistency, and a balancer whose tail swings by tens of milliseconds between runs is a pain to operate. The spread, not the mean, is where these policies really come apart.</w:t>
       </w:r>
     </w:p>
     <w:p>
@@ -2071,7 +2086,7 @@
           <w:i w:val="0"/>
           <w:sz w:val="20"/>
         </w:rPr>
-        <w:t>To test whether the synthetic burst is representative of a real event-driven surge, we repeated the full experiment using arrival timings taken from a recorded flash crowd: the 1998 FIFA World Cup access logs from the Internet Traffic Archive [14], [15]. We located the busiest 120-second window in the trace, during which the request rate peaks at 596 requests per second against a baseline near 35, and extracted its per-second arrival counts. Because the testbed runs at a far lower absolute rate than the production site, we preserved the temporal shape of the surge rather than its volume: we built the empirical cumulative arrival distribution for the window and used inverse-transform sampling to schedule each client’s requests so that their arrival times follow the recorded burst. All other parameters were unchanged, and every configuration was again run seven times.</w:t>
+        <w:t xml:space="preserve">To check that our synthetic burst looks anything like a real surge, we reran the whole experiment on arrival timings lifted from a recorded flash crowd: the 1998 FIFA World Cup access logs from the Internet Traffic Archive [15], [16]. We picked out the busiest 120-second window, where the request rate peaks at 596 per second over a baseline near 35, and pulled its per-second arrival counts. Our testbed runs far below the real site's volume, so we kept the shape of the surge, not its size: we built the window's cumulative arrival distribution and used inverse-transform sampling to time each client's requests to the recorded burst. Nothing else changed, and every setup again ran seven times.</w:t>
       </w:r>
     </w:p>
     <w:p>
@@ -2082,7 +2097,7 @@
           <w:i w:val="0"/>
           <w:sz w:val="20"/>
         </w:rPr>
-        <w:t>With homogeneous servers the trace reproduces the synthetic ranking. Round-robin again gives the lowest and most stable tail (P99 90.2 ± 3.2 ms), weighted round-robin follows (92.6 ± 3.9 ms), and the load-aware policies are both worse and far less stable (EWMA 100.7 ± 21.0 ms; least-load 144.9 ± 20.2 ms). The advantage of the stateless policies is therefore not an artefact of the synthetic model.</w:t>
+        <w:t xml:space="preserve">On homogeneous servers the trace gives the same ranking as the synthetic run. Round-robin again has the lowest and steadiest tail (P99 90.2 ± 3.2 ms), weighted round-robin trails it (92.6 ± 3.9 ms), and the load-aware policies are both worse and much shakier (EWMA 100.7 ± 21.0 ms; least-load 144.9 ± 20.2 ms). So the stateless policies' edge is not an artefact of the synthetic model.</w:t>
       </w:r>
     </w:p>
     <w:p>
@@ -2093,7 +2108,7 @@
           <w:i w:val="0"/>
           <w:sz w:val="20"/>
         </w:rPr>
-        <w:t>The heterogeneous configuration is more revealing. Round-robin and weighted round-robin hold a P99 near 99 ms with a standard deviation below 2 ms across all seven runs. The load-aware policies, by contrast, are multi-modal: in four of its seven runs least-load settles into a favourable regime with a P99 near 82 ms—tighter than round-robin—but in the remaining runs it herds the surge onto a single backend, producing P99 values of 121 ms and, in one run, 240 ms with throughput collapsing to 16 requests per second. EWMA shows the same instability in milder form. The cause is the load signal: the byte-rate statistics both policies rely on lag the steep onset of a real flash crowd, so routing decisions are made on stale information exactly when the arrival rate changes fastest. A load-aware policy can thus occasionally beat a stateless one on tail latency, but cannot be relied upon to do so; for a tail-latency objective the predictability of round-robin outweighs the intermittent and unpredictable gains of the reactive and predictive schemes.</w:t>
+        <w:t xml:space="preserve">The heterogeneous case is the interesting one. Round-robin and weighted round-robin hold P99 near 99 ms with SD under 2 ms across all seven runs. The load-aware policies split into two modes. In four of its seven runs, least-load lands in a good regime, P99 near 82 ms, actually tighter than round-robin. In the other three it shovels the surge onto one backend, giving P99 of 121 ms and, in one run, 240 ms with throughput caving to 16 requests per second. EWMA does the same, just milder. The culprit is the signal. The byte-rate statistics both policies trust lag the steep start of a real flash crowd, so decisions get made on stale numbers at the exact moment the arrival rate is moving fastest. A load-aware policy can beat a stateless one now and then. You just cannot bank on it. For a tail-latency goal, round-robin's predictability is worth more than the odd, unreliable win.</w:t>
       </w:r>
     </w:p>
     <w:p>
@@ -2108,6 +2123,120 @@
           <w:sz w:val="16"/>
         </w:rPr>
         <w:t>TABLE IV.  REAL-TRACE VALIDATION, P99 (MEAN ± SD, ms).</w:t>
+      </w:r>
+    </w:p>
+    <w:p>
+      <w:pPr>
+        <w:spacing w:after="60" w:before="100"/>
+      </w:pPr>
+      <w:r>
+        <w:rPr>
+          <w:rFonts w:ascii="Times New Roman" w:cs="Times New Roman" w:eastAsia="Times New Roman" w:hAnsi="Times New Roman"/>
+          <w:i/>
+          <w:iCs/>
+          <w:sz w:val="20"/>
+          <w:szCs w:val="20"/>
+        </w:rPr>
+        <w:t xml:space="preserve">G. Non-Inverting Signals and Per-Connection Granularity</w:t>
+      </w:r>
+    </w:p>
+    <w:p>
+      <w:pPr>
+        <w:spacing w:after="80" w:line="240"/>
+        <w:jc w:val="both"/>
+      </w:pPr>
+      <w:r>
+        <w:rPr>
+          <w:rFonts w:ascii="Times New Roman" w:cs="Times New Roman" w:eastAsia="Times New Roman" w:hAnsi="Times New Roman"/>
+          <w:sz w:val="20"/>
+          <w:szCs w:val="20"/>
+        </w:rPr>
+        <w:t xml:space="preserve">Because byte rate inverts, we tested the two signals that do not: the in-flight connection count and a flow-lifetime response-time estimate, both deciding per connection. We ran the full seven-run matrix on the heterogeneous pool. Neither signal beats round-robin, whose P99 holds at 100.7 ± 2.4 ms under burst and 96.5 ± 1.4 ms under steady traffic, at 100 percent success.</w:t>
+      </w:r>
+    </w:p>
+    <w:p>
+      <w:pPr>
+        <w:spacing w:after="80" w:line="240"/>
+        <w:jc w:val="both"/>
+      </w:pPr>
+      <w:r>
+        <w:rPr>
+          <w:rFonts w:ascii="Times New Roman" w:cs="Times New Roman" w:eastAsia="Times New Roman" w:hAnsi="Times New Roman"/>
+          <w:sz w:val="20"/>
+          <w:szCs w:val="20"/>
+        </w:rPr>
+        <w:t xml:space="preserve">The response-time policy balances load sensibly, sending roughly three quarters of requests to the fast server and only a few percent to the slow one, and it holds success near 99 percent. But its tail is clearly worse. Its burst P99 sits at 240.6 ± 0.5 ms, almost two and a half times round-robin's, and it is pinned there because 240 ms is exactly three 80 ms requests queued on the slow server: whenever the two-choice rule sends a request there during the burst, that request waits behind others and lands in the tail. Under steady traffic it is better but still behind, at 188.7 ± 36.6 ms.</w:t>
+      </w:r>
+    </w:p>
+    <w:p>
+      <w:pPr>
+        <w:spacing w:after="80" w:line="240"/>
+        <w:jc w:val="both"/>
+      </w:pPr>
+      <w:r>
+        <w:rPr>
+          <w:rFonts w:ascii="Times New Roman" w:cs="Times New Roman" w:eastAsia="Times New Roman" w:hAnsi="Times New Roman"/>
+          <w:sz w:val="20"/>
+          <w:szCs w:val="20"/>
+        </w:rPr>
+        <w:t xml:space="preserve">The connection-count policy is far worse, and consistently so across all seven runs. Success never rises above 92 percent and often falls to the mid-seventies, P99 reaches about 3,000 ms, and throughput collapses to a few requests per second; in two runs the slow server was overloaded so badly that a client completed no requests at all. Because a per-connection policy lets several clients send to the same single-threaded server at once, the slow server's queue grows without bound until requests time out. This is not a tuning problem. It is the direct cost of giving up round-robin's per-client pinning.</w:t>
+      </w:r>
+    </w:p>
+    <w:p>
+      <w:pPr>
+        <w:spacing w:after="60" w:before="100"/>
+      </w:pPr>
+      <w:r>
+        <w:rPr>
+          <w:rFonts w:ascii="Times New Roman" w:cs="Times New Roman" w:eastAsia="Times New Roman" w:hAnsi="Times New Roman"/>
+          <w:i/>
+          <w:iCs/>
+          <w:sz w:val="20"/>
+          <w:szCs w:val="20"/>
+        </w:rPr>
+        <w:t xml:space="preserve">H. A Policy That Beats Round-Robin: Capacity-Aware Assignment</w:t>
+      </w:r>
+    </w:p>
+    <w:p>
+      <w:pPr>
+        <w:spacing w:after="80" w:line="240"/>
+        <w:jc w:val="both"/>
+      </w:pPr>
+      <w:r>
+        <w:rPr>
+          <w:rFonts w:ascii="Times New Roman" w:cs="Times New Roman" w:eastAsia="Times New Roman" w:hAnsi="Times New Roman"/>
+          <w:sz w:val="20"/>
+          <w:szCs w:val="20"/>
+        </w:rPr>
+        <w:t xml:space="preserve">The signals above fail because fine-grained reactive routing cannot bound concurrency. The obvious fix is to keep the bound and only make the assignment smarter, which is what the capacity-aware policy does. For the 20/40/80 ms pool and four clients its greedy rule places three clients on the fast server, one on the medium, and none on the slow one, so no single-threaded server ever sees more concurrency than it can handle.</w:t>
+      </w:r>
+    </w:p>
+    <w:p>
+      <w:pPr>
+        <w:spacing w:after="80" w:line="240"/>
+        <w:jc w:val="both"/>
+      </w:pPr>
+      <w:r>
+        <w:rPr>
+          <w:rFonts w:ascii="Times New Roman" w:cs="Times New Roman" w:eastAsia="Times New Roman" w:hAnsi="Times New Roman"/>
+          <w:sz w:val="20"/>
+          <w:szCs w:val="20"/>
+        </w:rPr>
+        <w:t xml:space="preserve">This is the one policy that beats round-robin, and it does so clearly. Over seven runs its burst P99 is about 60.6 ms against round-robin's 97.7 ± 1.6 ms and weighted round-robin's 99.7 ± 2.4 ms, and under steady traffic it is 48.8 ± 0.6 ms, roughly half of either baseline. Success is 100 percent on every run, and because the first packet of each connection is rewritten before it is sent, it also avoids the one-second warm-up outlier the baselines show, so its worst request is under 130 ms rather than about 1,100 ms. One of the seven burst runs came out at 93.6 ms rather than 60 ms, because the greedy assignment depends on the order in which clients first appear; even that worst run still beats both baselines.</w:t>
+      </w:r>
+    </w:p>
+    <w:p>
+      <w:pPr>
+        <w:spacing w:after="80" w:line="240"/>
+        <w:jc w:val="both"/>
+      </w:pPr>
+      <w:r>
+        <w:rPr>
+          <w:rFonts w:ascii="Times New Roman" w:cs="Times New Roman" w:eastAsia="Times New Roman" w:hAnsi="Times New Roman"/>
+          <w:sz w:val="20"/>
+          <w:szCs w:val="20"/>
+        </w:rPr>
+        <w:t xml:space="preserve">The result is not a new algorithm, since capacity-aware assignment is well established, but it confirms the mechanism directly. Load-awareness beats round-robin here only when it keeps round-robin's concurrency bound, which a controller can do with coarse per-client assignment but not with a fine-grained reactive signal. Two honest limits apply: the win leans on the load being light enough that the two faster servers can absorb all of it, so the slow server can be spared, and the assignment is only as good as the service times it is given.</w:t>
       </w:r>
     </w:p>
     <w:tbl>
@@ -2548,15 +2677,7 @@
           <w:sz w:val="20"/>
           <w:szCs w:val="20"/>
         </w:rPr>
-        <w:t xml:space="preserve">Why round-robin wins. </w:t>
-      </w:r>
-      <w:r>
-        <w:rPr>
-          <w:rFonts w:ascii="Times New Roman" w:cs="Times New Roman" w:eastAsia="Times New Roman" w:hAnsi="Times New Roman"/>
-          <w:sz w:val="20"/>
-          <w:szCs w:val="20"/>
-        </w:rPr>
-        <w:t xml:space="preserve">With homogeneous servers and an even flash crowd, blind round-robin is close to optimal: it spreads load perfectly evenly at zero overhead, leaving nothing for a load-aware policy to improve. A smarter policy can only add value when load is uneven and servers actually differ.</w:t>
+        <w:t xml:space="preserve">Why round-robin wins. Equal servers, an even flash crowd, and blind round-robin is about as good as it gets. It spreads load dead even at zero cost, which leaves a smarter policy nothing to improve on. A load-aware policy only earns its keep when load is lopsided and the servers genuinely differ.</w:t>
       </w:r>
     </w:p>
     <w:p>
@@ -2572,15 +2693,7 @@
           <w:sz w:val="20"/>
           <w:szCs w:val="20"/>
         </w:rPr>
-        <w:t xml:space="preserve">Why EWMA hurts under heterogeneity. </w:t>
-      </w:r>
-      <w:r>
-        <w:rPr>
-          <w:rFonts w:ascii="Times New Roman" w:cs="Times New Roman" w:eastAsia="Times New Roman" w:hAnsi="Times New Roman"/>
-          <w:sz w:val="20"/>
-          <w:szCs w:val="20"/>
-        </w:rPr>
-        <w:t xml:space="preserve">Smoothing is designed to reject transient noise. But the disadvantage of a persistently slow server is not noise—it is a stable signal that should be reacted to immediately. EWMA's low-pass behavior delays that reaction, so it keeps using the slow server longer than reactive least-load. The property that helps in the bursty-homogeneous case is precisely the property that hurts in the persistent-heterogeneous case.</w:t>
+        <w:t xml:space="preserve">Why a fine-grained reactive policy cannot win: concurrency. Round-robin's real advantage is one it gets by accident. By keeping each client on one server for the burst, it caps how many requests can be in flight at any one server, which is exactly what a single-threaded, compute-bound server needs. A load-aware policy has to decide per request to act on fresh information, and that finer grain lets several clients pile requests onto one server before the controller reacts. The controller cannot react in time: it never sees when a request finishes, and OpenFlow's timers do not go below one second, so its load signal is always stale by more than a server's service time. The non-inverting signals therefore do not fail because they measure the wrong thing. They fail because the controller cannot act on them fast enough to restore the protection that round-robin gave for free. That is the deeper reason load-awareness loses, underneath the byte-rate inversion.</w:t>
       </w:r>
     </w:p>
     <w:p>
@@ -2596,15 +2709,7 @@
           <w:sz w:val="20"/>
           <w:szCs w:val="20"/>
         </w:rPr>
-        <w:t xml:space="preserve">Instability. </w:t>
-      </w:r>
-      <w:r>
-        <w:rPr>
-          <w:rFonts w:ascii="Times New Roman" w:cs="Times New Roman" w:eastAsia="Times New Roman" w:hAnsi="Times New Roman"/>
-          <w:sz w:val="20"/>
-          <w:szCs w:val="20"/>
-        </w:rPr>
-        <w:t xml:space="preserve">EWMA's bimodal run-to-run behavior arises from the interaction of P2C's randomness with the predictor's warm-up state and a coarse 2 s polling interval: depending on early sampling, the balancer settles into a good or a poor rotation. This makes the method not only no better than round-robin on average but less predictable, which is itself undesirable for a controller.</w:t>
+        <w:t xml:space="preserve">Why the load signal misleads under heterogeneity. The real problem is not the smoothing. It is the signal the controller balances on. A controller sees byte rate, not service time. In our workload every request returns the same small response, so a server's byte rate follows how fast it finishes requests, not how fast work is arriving. A compute-bound server that is choking finishes fewer requests a second and emits fewer bytes. So it looks least loaded at the exact moment it is most overloaded. Reactive least-load picks the lowest-byte-rate server, which means it keeps feeding the one it should be starving. EWMA inherits the same backwards signal, softened only by smoothing and P2C's randomness. This is not something you tune away. It is baked into what an SDN controller can observe, and it is the core reason load-awareness on network-layer counters loses to blind round-robin once the servers differ.</w:t>
       </w:r>
     </w:p>
     <w:p>
@@ -2620,15 +2725,39 @@
           <w:sz w:val="20"/>
           <w:szCs w:val="20"/>
         </w:rPr>
-        <w:t xml:space="preserve">Threats to validity. </w:t>
-      </w:r>
-      <w:r>
-        <w:rPr>
-          <w:rFonts w:ascii="Times New Roman" w:cs="Times New Roman" w:eastAsia="Times New Roman" w:hAnsi="Times New Roman"/>
-          <w:sz w:val="20"/>
-          <w:szCs w:val="20"/>
-        </w:rPr>
-        <w:t xml:space="preserve">Results are from emulation, not hardware; the load signal is byte-rate rather than true response latency; and the server pool is small. Seven or more runs per configuration are enough to establish the two central claims—round-robin's dominance and the load-aware policies' large variance—with the differences far exceeding the measured run-to-run noise, but a larger study would tighten the estimates further. These caveats bound the strength of any general claim but do not overturn the consistent, large effects reported here.</w:t>
+        <w:t xml:space="preserve">Why EWMA hurts under heterogeneity. Smoothing is built to ignore brief noise. A server that is slow all the time is not noise. It is a steady signal that should be acted on at once. EWMA's low-pass behaviour drags its feet, so it keeps using the slow server longer than reactive least-load does. The very property that helps in the bursty, equal-server case is the one that hurts in the persistent, unequal-server case.</w:t>
+      </w:r>
+    </w:p>
+    <w:p>
+      <w:pPr>
+        <w:spacing w:after="80" w:line="240"/>
+        <w:jc w:val="both"/>
+      </w:pPr>
+      <w:r>
+        <w:rPr>
+          <w:rFonts w:ascii="Times New Roman" w:cs="Times New Roman" w:eastAsia="Times New Roman" w:hAnsi="Times New Roman"/>
+          <w:b/>
+          <w:bCs/>
+          <w:sz w:val="20"/>
+          <w:szCs w:val="20"/>
+        </w:rPr>
+        <w:t xml:space="preserve">Instability. EWMA's two-mode run-to-run behaviour comes out of P2C's randomness mixing with the predictor's warm-up state and the coarse 2 s polling. Depending on how the early samples land, the balancer settles into a good rotation or a bad one. That leaves it not just no better than round-robin on average, but less predictable, which is a problem for a controller all by itself.</w:t>
+      </w:r>
+    </w:p>
+    <w:p>
+      <w:pPr>
+        <w:spacing w:after="80" w:line="240"/>
+        <w:jc w:val="both"/>
+      </w:pPr>
+      <w:r>
+        <w:rPr>
+          <w:rFonts w:ascii="Times New Roman" w:cs="Times New Roman" w:eastAsia="Times New Roman" w:hAnsi="Times New Roman"/>
+          <w:b/>
+          <w:bCs/>
+          <w:sz w:val="20"/>
+          <w:szCs w:val="20"/>
+        </w:rPr>
+        <w:t xml:space="preserve">Threats to validity. This is emulation, not hardware. The load signal is byte rate, not true response latency. And the server pool is small. Seven-plus runs per setup are enough to nail the two main claims, round-robin's lead and the load-aware policies' large variance, because the gaps dwarf the run-to-run noise. More runs would tighten the numbers. These limits cap how far the claims stretch. They do not undo the large, consistent effects we measured.</w:t>
       </w:r>
     </w:p>
     <w:p>
@@ -2658,14 +2787,7 @@
           <w:sz w:val="20"/>
           <w:szCs w:val="20"/>
         </w:rPr>
-        <w:t xml:space="preserve">We asked whether a lightweight EWMA predictor, successful in application-layer service meshes, improves tail latency when moved into an SDN controller driven by OpenFlow port statistics. Across homogeneous and heterogeneous server pools, burst and steady traffic, and an α-sweep, the answer is no: EWMA does not beat plain round-robin, is worst under heterogeneity, and is less stable than the baselines. The mechanism is clear—smoothing rejects the transient noise it was built for but also rejects the persistent signal it needed to act on. We report this negative result openly. It is a caution against assuming that techniques effective in one layer transfer unchanged to another, and it identifies the conditions—transient, noise-dominated imbalance rather than persistent heterogeneity—under which lightweight prediction might still help. Future work could couple EWMA with a fast-reacting term for persistent shifts, use a true response-latency signal, and evaluate on hardware at larger scale.</w:t>
-      </w:r>
-      <w:r>
-        <w:rPr>
-          <w:rFonts w:ascii="Times New Roman" w:hAnsi="Times New Roman"/>
-          <w:sz w:val="20"/>
-        </w:rPr>
-        <w:t xml:space="preserve"> A recorded real-world flash crowd—the 1998 World Cup trace—reproduces this result, confirming the synthetic burst model was representative rather than favourable to any policy.</w:t>
+        <w:t xml:space="preserve">We asked whether a lightweight EWMA predictor, which works well in application-layer service meshes, still helps tail latency once it is moved into an SDN controller fed by OpenFlow port statistics. Across homogeneous and heterogeneous servers, burst and steady traffic, and an α-sweep, the answer is no. EWMA does not beat plain round-robin, is at its worst when the servers differ, and is less stable than the baselines. The reason is almost tidy: smoothing throws out the brief noise it was built to remove, and in doing so throws out the steady signal it needed to act on. We report the negative result as it stands. It is a warning that a technique which shines at one layer does not automatically carry to another, and it marks the spot where lightweight prediction might still earn its place: short, noisy imbalance, not servers that stay different. Later work could pair EWMA with a fast-reacting term for persistent shifts, feed it a real response-latency signal, and test on hardware at larger scale. This lines up with recent datacenter evidence that load is often the wrong thing to balance on [14]. Our result sharpens it for SDN, where the controller cannot see the latency or in-flight signals those systems rely on, and has to act on a network-layer signal that, for compute-bound servers, points the wrong way. We also tested the two signals that do not invert, connection count and flow-lifetime response time, and neither beats round-robin on tail latency. Taken together, all three signals an SDN controller can natively observe lose to the blind policy, and the reason is structural rather than a matter of tuning: round-robin's coarse per-client pinning bounds per-server concurrency, and a controller cannot act on a reactive signal fast enough to do the same while routing at the finer grain a load-aware policy needs. For compute-bound backends under flash crowds, the limit is not which signal the controller picks but what it can see and how fast it can respond. There is, however, one policy that beats round-robin, and it confirms the explanation. A capacity-aware per-client assignment, which keeps the concurrency bound and steers clients to faster servers, cuts P99 to about 61 ms under burst and 49 ms under steady traffic, against roughly 98 ms for both round-robin and weighted round-robin, over seven runs. Load-awareness wins here only when it preserves the very property that makes round-robin hard to beat.</w:t>
       </w:r>
     </w:p>
     <w:p>
@@ -2695,7 +2817,7 @@
           <w:sz w:val="20"/>
           <w:szCs w:val="20"/>
         </w:rPr>
-        <w:t xml:space="preserve">All controller implementations, the traffic generator, the congesting backend, the experiment orchestrator, and the raw result data are available in the project repository, together with a documented environment-setup log recording the toolchain and its known pitfalls.</w:t>
+        <w:t xml:space="preserve">Everything is in the project repository: the controller code, the traffic generator, the congesting backend, the experiment orchestrator, and the raw result data, with a setup log that records the toolchain and the snags we ran into.</w:t>
       </w:r>
     </w:p>
     <w:p>
@@ -2917,10 +3039,11 @@
       </w:pPr>
       <w:r>
         <w:rPr>
-          <w:rFonts w:ascii="Times New Roman" w:hAnsi="Times New Roman"/>
+          <w:rFonts w:ascii="Times New Roman" w:cs="Times New Roman" w:eastAsia="Times New Roman" w:hAnsi="Times New Roman"/>
           <w:sz w:val="16"/>
-        </w:rPr>
-        <w:t>[14] M. Arlitt and T. Jin, “A workload characterization study of the 1998 World Cup Web site,” IEEE Network, vol. 14, no. 3, pp. 30–37, May/Jun. 2000, doi: 10.1109/65.844498.</w:t>
+          <w:szCs w:val="16"/>
+        </w:rPr>
+        <w:t xml:space="preserve">[14] B. Wydrowski, R. Kleinberg, S. M. Rumble, and A. Archer, “Load is not what you should balance: Introducing PReQuaL,” in Proc. 21st USENIX Symp. Networked Systems Design and Implementation (NSDI ’24), Santa Clara, CA, USA, Apr. 2024. [Online]. Available: https://www.usenix.org/conference/nsdi24/presentation/wydrowski</w:t>
       </w:r>
     </w:p>
     <w:p>
@@ -2931,10 +3054,41 @@
       </w:pPr>
       <w:r>
         <w:rPr>
-          <w:rFonts w:ascii="Times New Roman" w:hAnsi="Times New Roman"/>
+          <w:rFonts w:ascii="Times New Roman" w:cs="Times New Roman" w:eastAsia="Times New Roman" w:hAnsi="Times New Roman"/>
           <w:sz w:val="16"/>
-        </w:rPr>
-        <w:t>[15] The Internet Traffic Archive, “WorldCup98 HTTP request traces,” Lawrence Berkeley National Laboratory. [Online]. Available: https://ita.ee.lbl.gov/html/contrib/WorldCup.html</w:t>
+          <w:szCs w:val="16"/>
+        </w:rPr>
+        <w:t xml:space="preserve">[15] M. Arlitt and T. Jin, “A workload characterization study of the 1998 World Cup Web site,” IEEE Network, vol. 14, no. 3, pp. 30–37, May/Jun. 2000, doi: 10.1109/65.844498.</w:t>
+      </w:r>
+    </w:p>
+    <w:p>
+      <w:pPr>
+        <w:spacing w:after="30"/>
+        <w:ind w:left="260" w:hanging="260"/>
+        <w:jc w:val="both"/>
+      </w:pPr>
+      <w:r>
+        <w:rPr>
+          <w:rFonts w:ascii="Times New Roman" w:cs="Times New Roman" w:eastAsia="Times New Roman" w:hAnsi="Times New Roman"/>
+          <w:sz w:val="16"/>
+          <w:szCs w:val="16"/>
+        </w:rPr>
+        <w:t xml:space="preserve">[16] The Internet Traffic Archive, “1998 World Cup Web site access logs (WorldCup98).” [Online]. Available: https://ita.ee.lbl.gov/html/contrib/WorldCup.html</w:t>
+      </w:r>
+    </w:p>
+    <w:p>
+      <w:pPr>
+        <w:spacing w:after="30"/>
+        <w:ind w:left="260" w:hanging="260"/>
+        <w:jc w:val="both"/>
+      </w:pPr>
+      <w:r>
+        <w:rPr>
+          <w:rFonts w:ascii="Times New Roman" w:cs="Times New Roman" w:eastAsia="Times New Roman" w:hAnsi="Times New Roman"/>
+          <w:sz w:val="16"/>
+          <w:szCs w:val="16"/>
+        </w:rPr>
+        <w:t xml:space="preserve">[17] “Excluding stressed machines from load balancing of distributed applications,” U.S. Patent 10 482 249. [Online]. Available: https://patents.google.com/patent/US10482249</w:t>
       </w:r>
     </w:p>
     <w:sectPr>
